--- a/docs/proofsheets/ps-introtodifferentiation.docx
+++ b/docs/proofsheets/ps-introtodifferentiation.docx
@@ -4908,7 +4908,7 @@
         </m:sSup>
       </m:oMath>
       <w:r>
-        <w:t xml:space="preserve">. For more on these, see [Proof sheet: Derivatives of other common functions].</w:t>
+        <w:t xml:space="preserve">. For more on these, see [Proof: Derivatives of other common functions].</w:t>
       </w:r>
     </w:p>
     <w:bookmarkEnd w:id="31"/>

--- a/docs/proofsheets/ps-introtodifferentiation.docx
+++ b/docs/proofsheets/ps-introtodifferentiation.docx
@@ -52,7 +52,7 @@
         </w:rPr>
         <w:t xml:space="preserve"> </w:t>
       </w:r>
-      <w:hyperlink r:id="rId20">
+      <w:hyperlink r:id="rId9">
         <w:r>
           <w:rPr>
             <w:rStyle w:val="Hyperlink"/>
@@ -119,18 +119,18 @@
                 <wp:inline>
                   <wp:extent cx="152400" cy="152400"/>
                   <wp:effectExtent b="0" l="0" r="0" t="0"/>
-                  <wp:docPr descr="" title="" id="22" name="Picture"/>
+                  <wp:docPr descr="" title="" id="11" name="Picture"/>
                   <a:graphic>
                     <a:graphicData uri="http://schemas.openxmlformats.org/drawingml/2006/picture">
                       <pic:pic>
                         <pic:nvPicPr>
-                          <pic:cNvPr descr="/Applications/quarto/share/formats/docx/note.png" id="23" name="Picture"/>
+                          <pic:cNvPr descr="/Applications/quarto/share/formats/docx/note.png" id="12" name="Picture"/>
                           <pic:cNvPicPr>
                             <a:picLocks noChangeArrowheads="1" noChangeAspect="1"/>
                           </pic:cNvPicPr>
                         </pic:nvPicPr>
                         <pic:blipFill>
-                          <a:blip r:embed="rId21"/>
+                          <a:blip r:embed="rId10"/>
                           <a:stretch>
                             <a:fillRect/>
                           </a:stretch>
@@ -210,19 +210,21 @@
               <m:r>
                 <m:t>f</m:t>
               </m:r>
-              <m:d>
-                <m:dPr>
-                  <m:begChr m:val="("/>
-                  <m:sepChr m:val=""/>
-                  <m:endChr m:val=")"/>
-                  <m:grow/>
-                </m:dPr>
-                <m:e>
-                  <m:r>
-                    <m:t>x</m:t>
-                  </m:r>
-                </m:e>
-              </m:d>
+              <m:r>
+                <m:rPr>
+                  <m:sty m:val="p"/>
+                </m:rPr>
+                <m:t>(</m:t>
+              </m:r>
+              <m:r>
+                <m:t>x</m:t>
+              </m:r>
+              <m:r>
+                <m:rPr>
+                  <m:sty m:val="p"/>
+                </m:rPr>
+                <m:t>)</m:t>
+              </m:r>
             </m:oMath>
             <w:r>
               <w:rPr>
@@ -266,28 +268,36 @@
                 <m:jc m:val="center"/>
               </m:oMathParaPr>
               <m:oMath>
+                <m:sSup>
+                  <m:e>
+                    <m:r>
+                      <m:t>f</m:t>
+                    </m:r>
+                  </m:e>
+                  <m:sup>
+                    <m:r>
+                      <m:rPr>
+                        <m:sty m:val="p"/>
+                      </m:rPr>
+                      <m:t>′</m:t>
+                    </m:r>
+                  </m:sup>
+                </m:sSup>
                 <m:r>
-                  <m:t>f</m:t>
+                  <m:rPr>
+                    <m:sty m:val="p"/>
+                  </m:rPr>
+                  <m:t>(</m:t>
+                </m:r>
+                <m:r>
+                  <m:t>x</m:t>
                 </m:r>
                 <m:r>
                   <m:rPr>
                     <m:sty m:val="p"/>
                   </m:rPr>
-                  <m:t>′</m:t>
+                  <m:t>)</m:t>
                 </m:r>
-                <m:d>
-                  <m:dPr>
-                    <m:begChr m:val="("/>
-                    <m:sepChr m:val=""/>
-                    <m:endChr m:val=")"/>
-                    <m:grow/>
-                  </m:dPr>
-                  <m:e>
-                    <m:r>
-                      <m:t>x</m:t>
-                    </m:r>
-                  </m:e>
-                </m:d>
                 <m:r>
                   <m:rPr>
                     <m:sty m:val="p"/>
@@ -326,28 +336,30 @@
                     <m:r>
                       <m:t>f</m:t>
                     </m:r>
-                    <m:d>
-                      <m:dPr>
-                        <m:begChr m:val="("/>
-                        <m:sepChr m:val=""/>
-                        <m:endChr m:val=")"/>
-                        <m:grow/>
-                      </m:dPr>
-                      <m:e>
-                        <m:r>
-                          <m:t>x</m:t>
-                        </m:r>
-                        <m:r>
-                          <m:rPr>
-                            <m:sty m:val="p"/>
-                          </m:rPr>
-                          <m:t>+</m:t>
-                        </m:r>
-                        <m:r>
-                          <m:t>h</m:t>
-                        </m:r>
-                      </m:e>
-                    </m:d>
+                    <m:r>
+                      <m:rPr>
+                        <m:sty m:val="p"/>
+                      </m:rPr>
+                      <m:t>(</m:t>
+                    </m:r>
+                    <m:r>
+                      <m:t>x</m:t>
+                    </m:r>
+                    <m:r>
+                      <m:rPr>
+                        <m:sty m:val="p"/>
+                      </m:rPr>
+                      <m:t>+</m:t>
+                    </m:r>
+                    <m:r>
+                      <m:t>h</m:t>
+                    </m:r>
+                    <m:r>
+                      <m:rPr>
+                        <m:sty m:val="p"/>
+                      </m:rPr>
+                      <m:t>)</m:t>
+                    </m:r>
                     <m:r>
                       <m:rPr>
                         <m:sty m:val="p"/>
@@ -357,19 +369,21 @@
                     <m:r>
                       <m:t>f</m:t>
                     </m:r>
-                    <m:d>
-                      <m:dPr>
-                        <m:begChr m:val="("/>
-                        <m:sepChr m:val=""/>
-                        <m:endChr m:val=")"/>
-                        <m:grow/>
-                      </m:dPr>
-                      <m:e>
-                        <m:r>
-                          <m:t>x</m:t>
-                        </m:r>
-                      </m:e>
-                    </m:d>
+                    <m:r>
+                      <m:rPr>
+                        <m:sty m:val="p"/>
+                      </m:rPr>
+                      <m:t>(</m:t>
+                    </m:r>
+                    <m:r>
+                      <m:t>x</m:t>
+                    </m:r>
+                    <m:r>
+                      <m:rPr>
+                        <m:sty m:val="p"/>
+                      </m:rPr>
+                      <m:t>)</m:t>
+                    </m:r>
                   </m:num>
                   <m:den>
                     <m:r>
@@ -404,19 +418,21 @@
         <m:r>
           <m:t>f</m:t>
         </m:r>
-        <m:d>
-          <m:dPr>
-            <m:begChr m:val="("/>
-            <m:sepChr m:val=""/>
-            <m:endChr m:val=")"/>
-            <m:grow/>
-          </m:dPr>
-          <m:e>
-            <m:r>
-              <m:t>x</m:t>
-            </m:r>
-          </m:e>
-        </m:d>
+        <m:r>
+          <m:rPr>
+            <m:sty m:val="p"/>
+          </m:rPr>
+          <m:t>(</m:t>
+        </m:r>
+        <m:r>
+          <m:t>x</m:t>
+        </m:r>
+        <m:r>
+          <m:rPr>
+            <m:sty m:val="p"/>
+          </m:rPr>
+          <m:t>)</m:t>
+        </m:r>
       </m:oMath>
       <w:r>
         <w:t xml:space="preserve">, replace the function</w:t>
@@ -572,19 +588,21 @@
           </m:rPr>
           <m:t>sin</m:t>
         </m:r>
-        <m:d>
-          <m:dPr>
-            <m:begChr m:val="("/>
-            <m:sepChr m:val=""/>
-            <m:endChr m:val=")"/>
-            <m:grow/>
-          </m:dPr>
-          <m:e>
-            <m:r>
-              <m:t>x</m:t>
-            </m:r>
-          </m:e>
-        </m:d>
+        <m:r>
+          <m:rPr>
+            <m:sty m:val="p"/>
+          </m:rPr>
+          <m:t>(</m:t>
+        </m:r>
+        <m:r>
+          <m:t>x</m:t>
+        </m:r>
+        <m:r>
+          <m:rPr>
+            <m:sty m:val="p"/>
+          </m:rPr>
+          <m:t>)</m:t>
+        </m:r>
       </m:oMath>
       <w:r>
         <w:t xml:space="preserve"> </w:t>
@@ -602,19 +620,21 @@
           </m:rPr>
           <m:t>cos</m:t>
         </m:r>
-        <m:d>
-          <m:dPr>
-            <m:begChr m:val="("/>
-            <m:sepChr m:val=""/>
-            <m:endChr m:val=")"/>
-            <m:grow/>
-          </m:dPr>
-          <m:e>
-            <m:r>
-              <m:t>x</m:t>
-            </m:r>
-          </m:e>
-        </m:d>
+        <m:r>
+          <m:rPr>
+            <m:sty m:val="p"/>
+          </m:rPr>
+          <m:t>(</m:t>
+        </m:r>
+        <m:r>
+          <m:t>x</m:t>
+        </m:r>
+        <m:r>
+          <m:rPr>
+            <m:sty m:val="p"/>
+          </m:rPr>
+          <m:t>)</m:t>
+        </m:r>
       </m:oMath>
       <w:r>
         <w:t xml:space="preserve"> </w:t>
@@ -623,7 +643,7 @@
         <w:t xml:space="preserve">are demonstrated.</w:t>
       </w:r>
     </w:p>
-    <w:bookmarkStart w:id="32" w:name="derivatives-of-x2-and-xn"/>
+    <w:bookmarkStart w:id="21" w:name="derivatives-of-x2-and-xn"/>
     <w:p>
       <w:pPr>
         <w:pStyle w:val="Heading1"/>
@@ -684,7 +704,7 @@
         <w:t xml:space="preserve">Before reading this section, it may be useful to read [Guide: The binomial theorem].</w:t>
       </w:r>
     </w:p>
-    <w:bookmarkStart w:id="26" w:name="derivative-of-x2"/>
+    <w:bookmarkStart w:id="15" w:name="derivative-of-x2"/>
     <w:p>
       <w:pPr>
         <w:pStyle w:val="Heading3"/>
@@ -751,18 +771,18 @@
                 <wp:inline>
                   <wp:extent cx="152400" cy="152400"/>
                   <wp:effectExtent b="0" l="0" r="0" t="0"/>
-                  <wp:docPr descr="" title="" id="24" name="Picture"/>
+                  <wp:docPr descr="" title="" id="13" name="Picture"/>
                   <a:graphic>
                     <a:graphicData uri="http://schemas.openxmlformats.org/drawingml/2006/picture">
                       <pic:pic>
                         <pic:nvPicPr>
-                          <pic:cNvPr descr="/Applications/quarto/share/formats/docx/note.png" id="25" name="Picture"/>
+                          <pic:cNvPr descr="/Applications/quarto/share/formats/docx/note.png" id="14" name="Picture"/>
                           <pic:cNvPicPr>
                             <a:picLocks noChangeArrowheads="1" noChangeAspect="1"/>
                           </pic:cNvPicPr>
                         </pic:nvPicPr>
                         <pic:blipFill>
-                          <a:blip r:embed="rId21"/>
+                          <a:blip r:embed="rId10"/>
                           <a:stretch>
                             <a:fillRect/>
                           </a:stretch>
@@ -845,19 +865,21 @@
               <m:r>
                 <m:t>f</m:t>
               </m:r>
-              <m:d>
-                <m:dPr>
-                  <m:begChr m:val="("/>
-                  <m:sepChr m:val=""/>
-                  <m:endChr m:val=")"/>
-                  <m:grow/>
-                </m:dPr>
-                <m:e>
-                  <m:r>
-                    <m:t>x</m:t>
-                  </m:r>
-                </m:e>
-              </m:d>
+              <m:r>
+                <m:rPr>
+                  <m:sty m:val="p"/>
+                </m:rPr>
+                <m:t>(</m:t>
+              </m:r>
+              <m:r>
+                <m:t>x</m:t>
+              </m:r>
+              <m:r>
+                <m:rPr>
+                  <m:sty m:val="p"/>
+                </m:rPr>
+                <m:t>)</m:t>
+              </m:r>
               <m:r>
                 <m:rPr>
                   <m:sty m:val="p"/>
@@ -887,28 +909,36 @@
               <w:t xml:space="preserve"> </w:t>
             </w:r>
             <m:oMath>
-              <m:r>
-                <m:t>f</m:t>
-              </m:r>
-              <m:r>
-                <m:rPr>
-                  <m:sty m:val="p"/>
-                </m:rPr>
-                <m:t>′</m:t>
-              </m:r>
-              <m:d>
-                <m:dPr>
-                  <m:begChr m:val="("/>
-                  <m:sepChr m:val=""/>
-                  <m:endChr m:val=")"/>
-                  <m:grow/>
-                </m:dPr>
+              <m:sSup>
                 <m:e>
                   <m:r>
-                    <m:t>x</m:t>
+                    <m:t>f</m:t>
                   </m:r>
                 </m:e>
-              </m:d>
+                <m:sup>
+                  <m:r>
+                    <m:rPr>
+                      <m:sty m:val="p"/>
+                    </m:rPr>
+                    <m:t>′</m:t>
+                  </m:r>
+                </m:sup>
+              </m:sSup>
+              <m:r>
+                <m:rPr>
+                  <m:sty m:val="p"/>
+                </m:rPr>
+                <m:t>(</m:t>
+              </m:r>
+              <m:r>
+                <m:t>x</m:t>
+              </m:r>
+              <m:r>
+                <m:rPr>
+                  <m:sty m:val="p"/>
+                </m:rPr>
+                <m:t>)</m:t>
+              </m:r>
               <m:r>
                 <m:rPr>
                   <m:sty m:val="p"/>
@@ -944,19 +974,21 @@
         <m:r>
           <m:t>f</m:t>
         </m:r>
-        <m:d>
-          <m:dPr>
-            <m:begChr m:val="("/>
-            <m:sepChr m:val=""/>
-            <m:endChr m:val=")"/>
-            <m:grow/>
-          </m:dPr>
-          <m:e>
-            <m:r>
-              <m:t>x</m:t>
-            </m:r>
-          </m:e>
-        </m:d>
+        <m:r>
+          <m:rPr>
+            <m:sty m:val="p"/>
+          </m:rPr>
+          <m:t>(</m:t>
+        </m:r>
+        <m:r>
+          <m:t>x</m:t>
+        </m:r>
+        <m:r>
+          <m:rPr>
+            <m:sty m:val="p"/>
+          </m:rPr>
+          <m:t>)</m:t>
+        </m:r>
       </m:oMath>
       <w:r>
         <w:t xml:space="preserve"> </w:t>
@@ -974,28 +1006,36 @@
           <m:jc m:val="center"/>
         </m:oMathParaPr>
         <m:oMath>
+          <m:sSup>
+            <m:e>
+              <m:r>
+                <m:t>f</m:t>
+              </m:r>
+            </m:e>
+            <m:sup>
+              <m:r>
+                <m:rPr>
+                  <m:sty m:val="p"/>
+                </m:rPr>
+                <m:t>′</m:t>
+              </m:r>
+            </m:sup>
+          </m:sSup>
           <m:r>
-            <m:t>f</m:t>
+            <m:rPr>
+              <m:sty m:val="p"/>
+            </m:rPr>
+            <m:t>(</m:t>
+          </m:r>
+          <m:r>
+            <m:t>x</m:t>
           </m:r>
           <m:r>
             <m:rPr>
               <m:sty m:val="p"/>
             </m:rPr>
-            <m:t>′</m:t>
+            <m:t>)</m:t>
           </m:r>
-          <m:d>
-            <m:dPr>
-              <m:begChr m:val="("/>
-              <m:sepChr m:val=""/>
-              <m:endChr m:val=")"/>
-              <m:grow/>
-            </m:dPr>
-            <m:e>
-              <m:r>
-                <m:t>x</m:t>
-              </m:r>
-            </m:e>
-          </m:d>
           <m:r>
             <m:rPr>
               <m:sty m:val="p"/>
@@ -1034,28 +1074,30 @@
               <m:r>
                 <m:t>f</m:t>
               </m:r>
-              <m:d>
-                <m:dPr>
-                  <m:begChr m:val="("/>
-                  <m:sepChr m:val=""/>
-                  <m:endChr m:val=")"/>
-                  <m:grow/>
-                </m:dPr>
-                <m:e>
-                  <m:r>
-                    <m:t>x</m:t>
-                  </m:r>
-                  <m:r>
-                    <m:rPr>
-                      <m:sty m:val="p"/>
-                    </m:rPr>
-                    <m:t>+</m:t>
-                  </m:r>
-                  <m:r>
-                    <m:t>h</m:t>
-                  </m:r>
-                </m:e>
-              </m:d>
+              <m:r>
+                <m:rPr>
+                  <m:sty m:val="p"/>
+                </m:rPr>
+                <m:t>(</m:t>
+              </m:r>
+              <m:r>
+                <m:t>x</m:t>
+              </m:r>
+              <m:r>
+                <m:rPr>
+                  <m:sty m:val="p"/>
+                </m:rPr>
+                <m:t>+</m:t>
+              </m:r>
+              <m:r>
+                <m:t>h</m:t>
+              </m:r>
+              <m:r>
+                <m:rPr>
+                  <m:sty m:val="p"/>
+                </m:rPr>
+                <m:t>)</m:t>
+              </m:r>
               <m:r>
                 <m:rPr>
                   <m:sty m:val="p"/>
@@ -1065,19 +1107,21 @@
               <m:r>
                 <m:t>f</m:t>
               </m:r>
-              <m:d>
-                <m:dPr>
-                  <m:begChr m:val="("/>
-                  <m:sepChr m:val=""/>
-                  <m:endChr m:val=")"/>
-                  <m:grow/>
-                </m:dPr>
-                <m:e>
-                  <m:r>
-                    <m:t>x</m:t>
-                  </m:r>
-                </m:e>
-              </m:d>
+              <m:r>
+                <m:rPr>
+                  <m:sty m:val="p"/>
+                </m:rPr>
+                <m:t>(</m:t>
+              </m:r>
+              <m:r>
+                <m:t>x</m:t>
+              </m:r>
+              <m:r>
+                <m:rPr>
+                  <m:sty m:val="p"/>
+                </m:rPr>
+                <m:t>)</m:t>
+              </m:r>
             </m:num>
             <m:den>
               <m:r>
@@ -1120,30 +1164,32 @@
               <m:type m:val="bar"/>
             </m:fPr>
             <m:num>
+              <m:r>
+                <m:rPr>
+                  <m:sty m:val="p"/>
+                </m:rPr>
+                <m:t>(</m:t>
+              </m:r>
+              <m:r>
+                <m:t>x</m:t>
+              </m:r>
+              <m:r>
+                <m:rPr>
+                  <m:sty m:val="p"/>
+                </m:rPr>
+                <m:t>+</m:t>
+              </m:r>
+              <m:r>
+                <m:t>h</m:t>
+              </m:r>
               <m:sSup>
                 <m:e>
-                  <m:d>
-                    <m:dPr>
-                      <m:begChr m:val="("/>
-                      <m:sepChr m:val=""/>
-                      <m:endChr m:val=")"/>
-                      <m:grow/>
-                    </m:dPr>
-                    <m:e>
-                      <m:r>
-                        <m:t>x</m:t>
-                      </m:r>
-                      <m:r>
-                        <m:rPr>
-                          <m:sty m:val="p"/>
-                        </m:rPr>
-                        <m:t>+</m:t>
-                      </m:r>
-                      <m:r>
-                        <m:t>h</m:t>
-                      </m:r>
-                    </m:e>
-                  </m:d>
+                  <m:r>
+                    <m:rPr>
+                      <m:sty m:val="p"/>
+                    </m:rPr>
+                    <m:t>)</m:t>
+                  </m:r>
                 </m:e>
                 <m:sup>
                   <m:r>
@@ -1190,30 +1236,32 @@
         <w:t xml:space="preserve"> </w:t>
       </w:r>
       <m:oMath>
+        <m:r>
+          <m:rPr>
+            <m:sty m:val="p"/>
+          </m:rPr>
+          <m:t>(</m:t>
+        </m:r>
+        <m:r>
+          <m:t>x</m:t>
+        </m:r>
+        <m:r>
+          <m:rPr>
+            <m:sty m:val="p"/>
+          </m:rPr>
+          <m:t>+</m:t>
+        </m:r>
+        <m:r>
+          <m:t>h</m:t>
+        </m:r>
         <m:sSup>
           <m:e>
-            <m:d>
-              <m:dPr>
-                <m:begChr m:val="("/>
-                <m:sepChr m:val=""/>
-                <m:endChr m:val=")"/>
-                <m:grow/>
-              </m:dPr>
-              <m:e>
-                <m:r>
-                  <m:t>x</m:t>
-                </m:r>
-                <m:r>
-                  <m:rPr>
-                    <m:sty m:val="p"/>
-                  </m:rPr>
-                  <m:t>+</m:t>
-                </m:r>
-                <m:r>
-                  <m:t>h</m:t>
-                </m:r>
-              </m:e>
-            </m:d>
+            <m:r>
+              <m:rPr>
+                <m:sty m:val="p"/>
+              </m:rPr>
+              <m:t>)</m:t>
+            </m:r>
           </m:e>
           <m:sup>
             <m:r>
@@ -1267,30 +1315,32 @@
               <m:type m:val="bar"/>
             </m:fPr>
             <m:num>
+              <m:r>
+                <m:rPr>
+                  <m:sty m:val="p"/>
+                </m:rPr>
+                <m:t>(</m:t>
+              </m:r>
+              <m:r>
+                <m:t>x</m:t>
+              </m:r>
+              <m:r>
+                <m:rPr>
+                  <m:sty m:val="p"/>
+                </m:rPr>
+                <m:t>+</m:t>
+              </m:r>
+              <m:r>
+                <m:t>h</m:t>
+              </m:r>
               <m:sSup>
                 <m:e>
-                  <m:d>
-                    <m:dPr>
-                      <m:begChr m:val="("/>
-                      <m:sepChr m:val=""/>
-                      <m:endChr m:val=")"/>
-                      <m:grow/>
-                    </m:dPr>
-                    <m:e>
-                      <m:r>
-                        <m:t>x</m:t>
-                      </m:r>
-                      <m:r>
-                        <m:rPr>
-                          <m:sty m:val="p"/>
-                        </m:rPr>
-                        <m:t>+</m:t>
-                      </m:r>
-                      <m:r>
-                        <m:t>h</m:t>
-                      </m:r>
-                    </m:e>
-                  </m:d>
+                  <m:r>
+                    <m:rPr>
+                      <m:sty m:val="p"/>
+                    </m:rPr>
+                    <m:t>)</m:t>
+                  </m:r>
                 </m:e>
                 <m:sup>
                   <m:r>
@@ -1683,31 +1733,33 @@
               </m:r>
             </m:lim>
           </m:limLow>
-          <m:d>
-            <m:dPr>
-              <m:begChr m:val="("/>
-              <m:sepChr m:val=""/>
-              <m:endChr m:val=")"/>
-              <m:grow/>
-            </m:dPr>
-            <m:e>
-              <m:r>
-                <m:t>2</m:t>
-              </m:r>
-              <m:r>
-                <m:t>x</m:t>
-              </m:r>
-              <m:r>
-                <m:rPr>
-                  <m:sty m:val="p"/>
-                </m:rPr>
-                <m:t>+</m:t>
-              </m:r>
-              <m:r>
-                <m:t>h</m:t>
-              </m:r>
-            </m:e>
-          </m:d>
+          <m:r>
+            <m:rPr>
+              <m:sty m:val="p"/>
+            </m:rPr>
+            <m:t>(</m:t>
+          </m:r>
+          <m:r>
+            <m:t>2</m:t>
+          </m:r>
+          <m:r>
+            <m:t>x</m:t>
+          </m:r>
+          <m:r>
+            <m:rPr>
+              <m:sty m:val="p"/>
+            </m:rPr>
+            <m:t>+</m:t>
+          </m:r>
+          <m:r>
+            <m:t>h</m:t>
+          </m:r>
+          <m:r>
+            <m:rPr>
+              <m:sty m:val="p"/>
+            </m:rPr>
+            <m:t>)</m:t>
+          </m:r>
         </m:oMath>
       </m:oMathPara>
     </w:p>
@@ -1785,28 +1837,36 @@
           <m:jc m:val="center"/>
         </m:oMathParaPr>
         <m:oMath>
+          <m:sSup>
+            <m:e>
+              <m:r>
+                <m:t>f</m:t>
+              </m:r>
+            </m:e>
+            <m:sup>
+              <m:r>
+                <m:rPr>
+                  <m:sty m:val="p"/>
+                </m:rPr>
+                <m:t>′</m:t>
+              </m:r>
+            </m:sup>
+          </m:sSup>
           <m:r>
-            <m:t>f</m:t>
+            <m:rPr>
+              <m:sty m:val="p"/>
+            </m:rPr>
+            <m:t>(</m:t>
+          </m:r>
+          <m:r>
+            <m:t>x</m:t>
           </m:r>
           <m:r>
             <m:rPr>
               <m:sty m:val="p"/>
             </m:rPr>
-            <m:t>′</m:t>
+            <m:t>)</m:t>
           </m:r>
-          <m:d>
-            <m:dPr>
-              <m:begChr m:val="("/>
-              <m:sepChr m:val=""/>
-              <m:endChr m:val=")"/>
-              <m:grow/>
-            </m:dPr>
-            <m:e>
-              <m:r>
-                <m:t>x</m:t>
-              </m:r>
-            </m:e>
-          </m:d>
           <m:r>
             <m:rPr>
               <m:sty m:val="p"/>
@@ -1837,31 +1897,33 @@
               </m:r>
             </m:lim>
           </m:limLow>
-          <m:d>
-            <m:dPr>
-              <m:begChr m:val="("/>
-              <m:sepChr m:val=""/>
-              <m:endChr m:val=")"/>
-              <m:grow/>
-            </m:dPr>
-            <m:e>
-              <m:r>
-                <m:t>2</m:t>
-              </m:r>
-              <m:r>
-                <m:t>x</m:t>
-              </m:r>
-              <m:r>
-                <m:rPr>
-                  <m:sty m:val="p"/>
-                </m:rPr>
-                <m:t>+</m:t>
-              </m:r>
-              <m:r>
-                <m:t>h</m:t>
-              </m:r>
-            </m:e>
-          </m:d>
+          <m:r>
+            <m:rPr>
+              <m:sty m:val="p"/>
+            </m:rPr>
+            <m:t>(</m:t>
+          </m:r>
+          <m:r>
+            <m:t>2</m:t>
+          </m:r>
+          <m:r>
+            <m:t>x</m:t>
+          </m:r>
+          <m:r>
+            <m:rPr>
+              <m:sty m:val="p"/>
+            </m:rPr>
+            <m:t>+</m:t>
+          </m:r>
+          <m:r>
+            <m:t>h</m:t>
+          </m:r>
+          <m:r>
+            <m:rPr>
+              <m:sty m:val="p"/>
+            </m:rPr>
+            <m:t>)</m:t>
+          </m:r>
           <m:r>
             <m:rPr>
               <m:sty m:val="p"/>
@@ -1877,8 +1939,8 @@
         </m:oMath>
       </m:oMathPara>
     </w:p>
-    <w:bookmarkEnd w:id="26"/>
-    <w:bookmarkStart w:id="30" w:name="derivative-of-xn"/>
+    <w:bookmarkEnd w:id="15"/>
+    <w:bookmarkStart w:id="19" w:name="derivative-of-xn"/>
     <w:p>
       <w:pPr>
         <w:pStyle w:val="Heading3"/>
@@ -1952,30 +2014,32 @@
         <w:t xml:space="preserve"> </w:t>
       </w:r>
       <m:oMath>
+        <m:r>
+          <m:rPr>
+            <m:sty m:val="p"/>
+          </m:rPr>
+          <m:t>(</m:t>
+        </m:r>
+        <m:r>
+          <m:t>x</m:t>
+        </m:r>
+        <m:r>
+          <m:rPr>
+            <m:sty m:val="p"/>
+          </m:rPr>
+          <m:t>+</m:t>
+        </m:r>
+        <m:r>
+          <m:t>h</m:t>
+        </m:r>
         <m:sSup>
           <m:e>
-            <m:d>
-              <m:dPr>
-                <m:begChr m:val="("/>
-                <m:sepChr m:val=""/>
-                <m:endChr m:val=")"/>
-                <m:grow/>
-              </m:dPr>
-              <m:e>
-                <m:r>
-                  <m:t>x</m:t>
-                </m:r>
-                <m:r>
-                  <m:rPr>
-                    <m:sty m:val="p"/>
-                  </m:rPr>
-                  <m:t>+</m:t>
-                </m:r>
-                <m:r>
-                  <m:t>h</m:t>
-                </m:r>
-              </m:e>
-            </m:d>
+            <m:r>
+              <m:rPr>
+                <m:sty m:val="p"/>
+              </m:rPr>
+              <m:t>)</m:t>
+            </m:r>
           </m:e>
           <m:sup>
             <m:r>
@@ -2027,30 +2091,32 @@
           <m:jc m:val="center"/>
         </m:oMathParaPr>
         <m:oMath>
+          <m:r>
+            <m:rPr>
+              <m:sty m:val="p"/>
+            </m:rPr>
+            <m:t>(</m:t>
+          </m:r>
+          <m:r>
+            <m:t>x</m:t>
+          </m:r>
+          <m:r>
+            <m:rPr>
+              <m:sty m:val="p"/>
+            </m:rPr>
+            <m:t>+</m:t>
+          </m:r>
+          <m:r>
+            <m:t>y</m:t>
+          </m:r>
           <m:sSup>
             <m:e>
-              <m:d>
-                <m:dPr>
-                  <m:begChr m:val="("/>
-                  <m:sepChr m:val=""/>
-                  <m:endChr m:val=")"/>
-                  <m:grow/>
-                </m:dPr>
-                <m:e>
-                  <m:r>
-                    <m:t>x</m:t>
-                  </m:r>
-                  <m:r>
-                    <m:rPr>
-                      <m:sty m:val="p"/>
-                    </m:rPr>
-                    <m:t>+</m:t>
-                  </m:r>
-                  <m:r>
-                    <m:t>y</m:t>
-                  </m:r>
-                </m:e>
-              </m:d>
+              <m:r>
+                <m:rPr>
+                  <m:sty m:val="p"/>
+                </m:rPr>
+                <m:t>)</m:t>
+              </m:r>
             </m:e>
             <m:sup>
               <m:r>
@@ -2209,18 +2275,18 @@
                 <wp:inline>
                   <wp:extent cx="152400" cy="152400"/>
                   <wp:effectExtent b="0" l="0" r="0" t="0"/>
-                  <wp:docPr descr="" title="" id="27" name="Picture"/>
+                  <wp:docPr descr="" title="" id="16" name="Picture"/>
                   <a:graphic>
                     <a:graphicData uri="http://schemas.openxmlformats.org/drawingml/2006/picture">
                       <pic:pic>
                         <pic:nvPicPr>
-                          <pic:cNvPr descr="/Applications/quarto/share/formats/docx/note.png" id="28" name="Picture"/>
+                          <pic:cNvPr descr="/Applications/quarto/share/formats/docx/note.png" id="17" name="Picture"/>
                           <pic:cNvPicPr>
                             <a:picLocks noChangeArrowheads="1" noChangeAspect="1"/>
                           </pic:cNvPicPr>
                         </pic:nvPicPr>
                         <pic:blipFill>
-                          <a:blip r:embed="rId21"/>
+                          <a:blip r:embed="rId10"/>
                           <a:stretch>
                             <a:fillRect/>
                           </a:stretch>
@@ -2317,19 +2383,21 @@
               <m:r>
                 <m:t>f</m:t>
               </m:r>
-              <m:d>
-                <m:dPr>
-                  <m:begChr m:val="("/>
-                  <m:sepChr m:val=""/>
-                  <m:endChr m:val=")"/>
-                  <m:grow/>
-                </m:dPr>
-                <m:e>
-                  <m:r>
-                    <m:t>x</m:t>
-                  </m:r>
-                </m:e>
-              </m:d>
+              <m:r>
+                <m:rPr>
+                  <m:sty m:val="p"/>
+                </m:rPr>
+                <m:t>(</m:t>
+              </m:r>
+              <m:r>
+                <m:t>x</m:t>
+              </m:r>
+              <m:r>
+                <m:rPr>
+                  <m:sty m:val="p"/>
+                </m:rPr>
+                <m:t>)</m:t>
+              </m:r>
               <m:r>
                 <m:rPr>
                   <m:sty m:val="p"/>
@@ -2359,28 +2427,36 @@
               <w:t xml:space="preserve"> </w:t>
             </w:r>
             <m:oMath>
-              <m:r>
-                <m:t>f</m:t>
-              </m:r>
-              <m:r>
-                <m:rPr>
-                  <m:sty m:val="p"/>
-                </m:rPr>
-                <m:t>′</m:t>
-              </m:r>
-              <m:d>
-                <m:dPr>
-                  <m:begChr m:val="("/>
-                  <m:sepChr m:val=""/>
-                  <m:endChr m:val=")"/>
-                  <m:grow/>
-                </m:dPr>
+              <m:sSup>
                 <m:e>
                   <m:r>
-                    <m:t>x</m:t>
+                    <m:t>f</m:t>
                   </m:r>
                 </m:e>
-              </m:d>
+                <m:sup>
+                  <m:r>
+                    <m:rPr>
+                      <m:sty m:val="p"/>
+                    </m:rPr>
+                    <m:t>′</m:t>
+                  </m:r>
+                </m:sup>
+              </m:sSup>
+              <m:r>
+                <m:rPr>
+                  <m:sty m:val="p"/>
+                </m:rPr>
+                <m:t>(</m:t>
+              </m:r>
+              <m:r>
+                <m:t>x</m:t>
+              </m:r>
+              <m:r>
+                <m:rPr>
+                  <m:sty m:val="p"/>
+                </m:rPr>
+                <m:t>)</m:t>
+              </m:r>
               <m:r>
                 <m:rPr>
                   <m:sty m:val="p"/>
@@ -2431,30 +2507,32 @@
         <w:t xml:space="preserve"> </w:t>
       </w:r>
       <m:oMath>
+        <m:r>
+          <m:rPr>
+            <m:sty m:val="p"/>
+          </m:rPr>
+          <m:t>(</m:t>
+        </m:r>
+        <m:r>
+          <m:t>x</m:t>
+        </m:r>
+        <m:r>
+          <m:rPr>
+            <m:sty m:val="p"/>
+          </m:rPr>
+          <m:t>+</m:t>
+        </m:r>
+        <m:r>
+          <m:t>h</m:t>
+        </m:r>
         <m:sSup>
           <m:e>
-            <m:d>
-              <m:dPr>
-                <m:begChr m:val="("/>
-                <m:sepChr m:val=""/>
-                <m:endChr m:val=")"/>
-                <m:grow/>
-              </m:dPr>
-              <m:e>
-                <m:r>
-                  <m:t>x</m:t>
-                </m:r>
-                <m:r>
-                  <m:rPr>
-                    <m:sty m:val="p"/>
-                  </m:rPr>
-                  <m:t>+</m:t>
-                </m:r>
-                <m:r>
-                  <m:t>h</m:t>
-                </m:r>
-              </m:e>
-            </m:d>
+            <m:r>
+              <m:rPr>
+                <m:sty m:val="p"/>
+              </m:rPr>
+              <m:t>)</m:t>
+            </m:r>
           </m:e>
           <m:sup>
             <m:r>
@@ -2472,7 +2550,7 @@
       <w:r>
         <w:t xml:space="preserve"> </w:t>
       </w:r>
-      <w:hyperlink r:id="rId29">
+      <w:hyperlink r:id="rId18">
         <w:r>
           <w:rPr>
             <w:rStyle w:val="Hyperlink"/>
@@ -2501,58 +2579,62 @@
         <m:r>
           <m:t>f</m:t>
         </m:r>
-        <m:d>
-          <m:dPr>
-            <m:begChr m:val="("/>
-            <m:sepChr m:val=""/>
-            <m:endChr m:val=")"/>
-            <m:grow/>
-          </m:dPr>
+        <m:r>
+          <m:rPr>
+            <m:sty m:val="p"/>
+          </m:rPr>
+          <m:t>(</m:t>
+        </m:r>
+        <m:r>
+          <m:t>x</m:t>
+        </m:r>
+        <m:r>
+          <m:rPr>
+            <m:sty m:val="p"/>
+          </m:rPr>
+          <m:t>+</m:t>
+        </m:r>
+        <m:r>
+          <m:t>h</m:t>
+        </m:r>
+        <m:r>
+          <m:rPr>
+            <m:sty m:val="p"/>
+          </m:rPr>
+          <m:t>)</m:t>
+        </m:r>
+        <m:r>
+          <m:rPr>
+            <m:sty m:val="p"/>
+          </m:rPr>
+          <m:t>=</m:t>
+        </m:r>
+        <m:r>
+          <m:rPr>
+            <m:sty m:val="p"/>
+          </m:rPr>
+          <m:t>(</m:t>
+        </m:r>
+        <m:r>
+          <m:t>x</m:t>
+        </m:r>
+        <m:r>
+          <m:rPr>
+            <m:sty m:val="p"/>
+          </m:rPr>
+          <m:t>+</m:t>
+        </m:r>
+        <m:r>
+          <m:t>h</m:t>
+        </m:r>
+        <m:sSup>
           <m:e>
-            <m:r>
-              <m:t>x</m:t>
-            </m:r>
             <m:r>
               <m:rPr>
                 <m:sty m:val="p"/>
               </m:rPr>
-              <m:t>+</m:t>
+              <m:t>)</m:t>
             </m:r>
-            <m:r>
-              <m:t>h</m:t>
-            </m:r>
-          </m:e>
-        </m:d>
-        <m:r>
-          <m:rPr>
-            <m:sty m:val="p"/>
-          </m:rPr>
-          <m:t>=</m:t>
-        </m:r>
-        <m:sSup>
-          <m:e>
-            <m:d>
-              <m:dPr>
-                <m:begChr m:val="("/>
-                <m:sepChr m:val=""/>
-                <m:endChr m:val=")"/>
-                <m:grow/>
-              </m:dPr>
-              <m:e>
-                <m:r>
-                  <m:t>x</m:t>
-                </m:r>
-                <m:r>
-                  <m:rPr>
-                    <m:sty m:val="p"/>
-                  </m:rPr>
-                  <m:t>+</m:t>
-                </m:r>
-                <m:r>
-                  <m:t>h</m:t>
-                </m:r>
-              </m:e>
-            </m:d>
           </m:e>
           <m:sup>
             <m:r>
@@ -2574,28 +2656,36 @@
           <m:jc m:val="center"/>
         </m:oMathParaPr>
         <m:oMath>
+          <m:sSup>
+            <m:e>
+              <m:r>
+                <m:t>f</m:t>
+              </m:r>
+            </m:e>
+            <m:sup>
+              <m:r>
+                <m:rPr>
+                  <m:sty m:val="p"/>
+                </m:rPr>
+                <m:t>′</m:t>
+              </m:r>
+            </m:sup>
+          </m:sSup>
           <m:r>
-            <m:t>f</m:t>
+            <m:rPr>
+              <m:sty m:val="p"/>
+            </m:rPr>
+            <m:t>(</m:t>
+          </m:r>
+          <m:r>
+            <m:t>x</m:t>
           </m:r>
           <m:r>
             <m:rPr>
               <m:sty m:val="p"/>
             </m:rPr>
-            <m:t>′</m:t>
+            <m:t>)</m:t>
           </m:r>
-          <m:d>
-            <m:dPr>
-              <m:begChr m:val="("/>
-              <m:sepChr m:val=""/>
-              <m:endChr m:val=")"/>
-              <m:grow/>
-            </m:dPr>
-            <m:e>
-              <m:r>
-                <m:t>x</m:t>
-              </m:r>
-            </m:e>
-          </m:d>
           <m:r>
             <m:rPr>
               <m:sty m:val="p"/>
@@ -2634,28 +2724,30 @@
               <m:r>
                 <m:t>f</m:t>
               </m:r>
-              <m:d>
-                <m:dPr>
-                  <m:begChr m:val="("/>
-                  <m:sepChr m:val=""/>
-                  <m:endChr m:val=")"/>
-                  <m:grow/>
-                </m:dPr>
-                <m:e>
-                  <m:r>
-                    <m:t>x</m:t>
-                  </m:r>
-                  <m:r>
-                    <m:rPr>
-                      <m:sty m:val="p"/>
-                    </m:rPr>
-                    <m:t>+</m:t>
-                  </m:r>
-                  <m:r>
-                    <m:t>h</m:t>
-                  </m:r>
-                </m:e>
-              </m:d>
+              <m:r>
+                <m:rPr>
+                  <m:sty m:val="p"/>
+                </m:rPr>
+                <m:t>(</m:t>
+              </m:r>
+              <m:r>
+                <m:t>x</m:t>
+              </m:r>
+              <m:r>
+                <m:rPr>
+                  <m:sty m:val="p"/>
+                </m:rPr>
+                <m:t>+</m:t>
+              </m:r>
+              <m:r>
+                <m:t>h</m:t>
+              </m:r>
+              <m:r>
+                <m:rPr>
+                  <m:sty m:val="p"/>
+                </m:rPr>
+                <m:t>)</m:t>
+              </m:r>
               <m:r>
                 <m:rPr>
                   <m:sty m:val="p"/>
@@ -2665,19 +2757,21 @@
               <m:r>
                 <m:t>f</m:t>
               </m:r>
-              <m:d>
-                <m:dPr>
-                  <m:begChr m:val="("/>
-                  <m:sepChr m:val=""/>
-                  <m:endChr m:val=")"/>
-                  <m:grow/>
-                </m:dPr>
-                <m:e>
-                  <m:r>
-                    <m:t>x</m:t>
-                  </m:r>
-                </m:e>
-              </m:d>
+              <m:r>
+                <m:rPr>
+                  <m:sty m:val="p"/>
+                </m:rPr>
+                <m:t>(</m:t>
+              </m:r>
+              <m:r>
+                <m:t>x</m:t>
+              </m:r>
+              <m:r>
+                <m:rPr>
+                  <m:sty m:val="p"/>
+                </m:rPr>
+                <m:t>)</m:t>
+              </m:r>
             </m:num>
             <m:den>
               <m:r>
@@ -2720,30 +2814,32 @@
               <m:type m:val="bar"/>
             </m:fPr>
             <m:num>
+              <m:r>
+                <m:rPr>
+                  <m:sty m:val="p"/>
+                </m:rPr>
+                <m:t>(</m:t>
+              </m:r>
+              <m:r>
+                <m:t>x</m:t>
+              </m:r>
+              <m:r>
+                <m:rPr>
+                  <m:sty m:val="p"/>
+                </m:rPr>
+                <m:t>+</m:t>
+              </m:r>
+              <m:r>
+                <m:t>h</m:t>
+              </m:r>
               <m:sSup>
                 <m:e>
-                  <m:d>
-                    <m:dPr>
-                      <m:begChr m:val="("/>
-                      <m:sepChr m:val=""/>
-                      <m:endChr m:val=")"/>
-                      <m:grow/>
-                    </m:dPr>
-                    <m:e>
-                      <m:r>
-                        <m:t>x</m:t>
-                      </m:r>
-                      <m:r>
-                        <m:rPr>
-                          <m:sty m:val="p"/>
-                        </m:rPr>
-                        <m:t>+</m:t>
-                      </m:r>
-                      <m:r>
-                        <m:t>h</m:t>
-                      </m:r>
-                    </m:e>
-                  </m:d>
+                  <m:r>
+                    <m:rPr>
+                      <m:sty m:val="p"/>
+                    </m:rPr>
+                    <m:t>)</m:t>
+                  </m:r>
                 </m:e>
                 <m:sup>
                   <m:r>
@@ -2825,30 +2921,32 @@
               <m:type m:val="bar"/>
             </m:fPr>
             <m:num>
+              <m:r>
+                <m:rPr>
+                  <m:sty m:val="p"/>
+                </m:rPr>
+                <m:t>(</m:t>
+              </m:r>
+              <m:r>
+                <m:t>x</m:t>
+              </m:r>
+              <m:r>
+                <m:rPr>
+                  <m:sty m:val="p"/>
+                </m:rPr>
+                <m:t>+</m:t>
+              </m:r>
+              <m:r>
+                <m:t>h</m:t>
+              </m:r>
               <m:sSup>
                 <m:e>
-                  <m:d>
-                    <m:dPr>
-                      <m:begChr m:val="("/>
-                      <m:sepChr m:val=""/>
-                      <m:endChr m:val=")"/>
-                      <m:grow/>
-                    </m:dPr>
-                    <m:e>
-                      <m:r>
-                        <m:t>x</m:t>
-                      </m:r>
-                      <m:r>
-                        <m:rPr>
-                          <m:sty m:val="p"/>
-                        </m:rPr>
-                        <m:t>+</m:t>
-                      </m:r>
-                      <m:r>
-                        <m:t>h</m:t>
-                      </m:r>
-                    </m:e>
-                  </m:d>
+                  <m:r>
+                    <m:rPr>
+                      <m:sty m:val="p"/>
+                    </m:rPr>
+                    <m:t>)</m:t>
+                  </m:r>
                 </m:e>
                 <m:sup>
                   <m:r>
@@ -4644,28 +4742,36 @@
           <m:jc m:val="center"/>
         </m:oMathParaPr>
         <m:oMath>
+          <m:sSup>
+            <m:e>
+              <m:r>
+                <m:t>f</m:t>
+              </m:r>
+            </m:e>
+            <m:sup>
+              <m:r>
+                <m:rPr>
+                  <m:sty m:val="p"/>
+                </m:rPr>
+                <m:t>′</m:t>
+              </m:r>
+            </m:sup>
+          </m:sSup>
           <m:r>
-            <m:t>f</m:t>
+            <m:rPr>
+              <m:sty m:val="p"/>
+            </m:rPr>
+            <m:t>(</m:t>
+          </m:r>
+          <m:r>
+            <m:t>x</m:t>
           </m:r>
           <m:r>
             <m:rPr>
               <m:sty m:val="p"/>
             </m:rPr>
-            <m:t>′</m:t>
+            <m:t>)</m:t>
           </m:r>
-          <m:d>
-            <m:dPr>
-              <m:begChr m:val="("/>
-              <m:sepChr m:val=""/>
-              <m:endChr m:val=")"/>
-              <m:grow/>
-            </m:dPr>
-            <m:e>
-              <m:r>
-                <m:t>x</m:t>
-              </m:r>
-            </m:e>
-          </m:d>
           <m:r>
             <m:rPr>
               <m:sty m:val="p"/>
@@ -4865,8 +4971,8 @@
         </m:oMath>
       </m:oMathPara>
     </w:p>
-    <w:bookmarkEnd w:id="30"/>
-    <w:bookmarkStart w:id="31" w:name="extending-to-all-non-zero-real-numbers"/>
+    <w:bookmarkEnd w:id="19"/>
+    <w:bookmarkStart w:id="20" w:name="extending-to-all-non-zero-real-numbers"/>
     <w:p>
       <w:pPr>
         <w:pStyle w:val="Heading3"/>
@@ -4911,9 +5017,9 @@
         <w:t xml:space="preserve">. For more on these, see [Proof: Derivatives of other common functions].</w:t>
       </w:r>
     </w:p>
-    <w:bookmarkEnd w:id="31"/>
-    <w:bookmarkEnd w:id="32"/>
-    <w:bookmarkStart w:id="36" w:name="derivative-of-ex"/>
+    <w:bookmarkEnd w:id="20"/>
+    <w:bookmarkEnd w:id="21"/>
+    <w:bookmarkStart w:id="25" w:name="derivative-of-ex"/>
     <w:p>
       <w:pPr>
         <w:pStyle w:val="Heading1"/>
@@ -4957,7 +5063,7 @@
         </w:rPr>
         <w:t xml:space="preserve"> </w:t>
       </w:r>
-      <w:hyperlink r:id="rId33">
+      <w:hyperlink r:id="rId22">
         <w:r>
           <w:rPr>
             <w:rStyle w:val="Hyperlink"/>
@@ -5240,18 +5346,18 @@
                 <wp:inline>
                   <wp:extent cx="152400" cy="152400"/>
                   <wp:effectExtent b="0" l="0" r="0" t="0"/>
-                  <wp:docPr descr="" title="" id="34" name="Picture"/>
+                  <wp:docPr descr="" title="" id="23" name="Picture"/>
                   <a:graphic>
                     <a:graphicData uri="http://schemas.openxmlformats.org/drawingml/2006/picture">
                       <pic:pic>
                         <pic:nvPicPr>
-                          <pic:cNvPr descr="/Applications/quarto/share/formats/docx/note.png" id="35" name="Picture"/>
+                          <pic:cNvPr descr="/Applications/quarto/share/formats/docx/note.png" id="24" name="Picture"/>
                           <pic:cNvPicPr>
                             <a:picLocks noChangeArrowheads="1" noChangeAspect="1"/>
                           </pic:cNvPicPr>
                         </pic:nvPicPr>
                         <pic:blipFill>
-                          <a:blip r:embed="rId21"/>
+                          <a:blip r:embed="rId10"/>
                           <a:stretch>
                             <a:fillRect/>
                           </a:stretch>
@@ -5334,19 +5440,21 @@
               <m:r>
                 <m:t>f</m:t>
               </m:r>
-              <m:d>
-                <m:dPr>
-                  <m:begChr m:val="("/>
-                  <m:sepChr m:val=""/>
-                  <m:endChr m:val=")"/>
-                  <m:grow/>
-                </m:dPr>
-                <m:e>
-                  <m:r>
-                    <m:t>x</m:t>
-                  </m:r>
-                </m:e>
-              </m:d>
+              <m:r>
+                <m:rPr>
+                  <m:sty m:val="p"/>
+                </m:rPr>
+                <m:t>(</m:t>
+              </m:r>
+              <m:r>
+                <m:t>x</m:t>
+              </m:r>
+              <m:r>
+                <m:rPr>
+                  <m:sty m:val="p"/>
+                </m:rPr>
+                <m:t>)</m:t>
+              </m:r>
               <m:r>
                 <m:rPr>
                   <m:sty m:val="p"/>
@@ -5376,28 +5484,36 @@
               <w:t xml:space="preserve"> </w:t>
             </w:r>
             <m:oMath>
-              <m:r>
-                <m:t>f</m:t>
-              </m:r>
-              <m:r>
-                <m:rPr>
-                  <m:sty m:val="p"/>
-                </m:rPr>
-                <m:t>′</m:t>
-              </m:r>
-              <m:d>
-                <m:dPr>
-                  <m:begChr m:val="("/>
-                  <m:sepChr m:val=""/>
-                  <m:endChr m:val=")"/>
-                  <m:grow/>
-                </m:dPr>
+              <m:sSup>
                 <m:e>
                   <m:r>
-                    <m:t>x</m:t>
+                    <m:t>f</m:t>
                   </m:r>
                 </m:e>
-              </m:d>
+                <m:sup>
+                  <m:r>
+                    <m:rPr>
+                      <m:sty m:val="p"/>
+                    </m:rPr>
+                    <m:t>′</m:t>
+                  </m:r>
+                </m:sup>
+              </m:sSup>
+              <m:r>
+                <m:rPr>
+                  <m:sty m:val="p"/>
+                </m:rPr>
+                <m:t>(</m:t>
+              </m:r>
+              <m:r>
+                <m:t>x</m:t>
+              </m:r>
+              <m:r>
+                <m:rPr>
+                  <m:sty m:val="p"/>
+                </m:rPr>
+                <m:t>)</m:t>
+              </m:r>
               <m:r>
                 <m:rPr>
                   <m:sty m:val="p"/>
@@ -5439,19 +5555,21 @@
         <m:r>
           <m:t>f</m:t>
         </m:r>
-        <m:d>
-          <m:dPr>
-            <m:begChr m:val="("/>
-            <m:sepChr m:val=""/>
-            <m:endChr m:val=")"/>
-            <m:grow/>
-          </m:dPr>
-          <m:e>
-            <m:r>
-              <m:t>x</m:t>
-            </m:r>
-          </m:e>
-        </m:d>
+        <m:r>
+          <m:rPr>
+            <m:sty m:val="p"/>
+          </m:rPr>
+          <m:t>(</m:t>
+        </m:r>
+        <m:r>
+          <m:t>x</m:t>
+        </m:r>
+        <m:r>
+          <m:rPr>
+            <m:sty m:val="p"/>
+          </m:rPr>
+          <m:t>)</m:t>
+        </m:r>
         <m:r>
           <m:rPr>
             <m:sty m:val="p"/>
@@ -5484,28 +5602,36 @@
           <m:jc m:val="center"/>
         </m:oMathParaPr>
         <m:oMath>
+          <m:sSup>
+            <m:e>
+              <m:r>
+                <m:t>f</m:t>
+              </m:r>
+            </m:e>
+            <m:sup>
+              <m:r>
+                <m:rPr>
+                  <m:sty m:val="p"/>
+                </m:rPr>
+                <m:t>′</m:t>
+              </m:r>
+            </m:sup>
+          </m:sSup>
           <m:r>
-            <m:t>f</m:t>
+            <m:rPr>
+              <m:sty m:val="p"/>
+            </m:rPr>
+            <m:t>(</m:t>
+          </m:r>
+          <m:r>
+            <m:t>x</m:t>
           </m:r>
           <m:r>
             <m:rPr>
               <m:sty m:val="p"/>
             </m:rPr>
-            <m:t>′</m:t>
+            <m:t>)</m:t>
           </m:r>
-          <m:d>
-            <m:dPr>
-              <m:begChr m:val="("/>
-              <m:sepChr m:val=""/>
-              <m:endChr m:val=")"/>
-              <m:grow/>
-            </m:dPr>
-            <m:e>
-              <m:r>
-                <m:t>x</m:t>
-              </m:r>
-            </m:e>
-          </m:d>
           <m:r>
             <m:rPr>
               <m:sty m:val="p"/>
@@ -5544,28 +5670,30 @@
               <m:r>
                 <m:t>f</m:t>
               </m:r>
-              <m:d>
-                <m:dPr>
-                  <m:begChr m:val="("/>
-                  <m:sepChr m:val=""/>
-                  <m:endChr m:val=")"/>
-                  <m:grow/>
-                </m:dPr>
-                <m:e>
-                  <m:r>
-                    <m:t>x</m:t>
-                  </m:r>
-                  <m:r>
-                    <m:rPr>
-                      <m:sty m:val="p"/>
-                    </m:rPr>
-                    <m:t>+</m:t>
-                  </m:r>
-                  <m:r>
-                    <m:t>h</m:t>
-                  </m:r>
-                </m:e>
-              </m:d>
+              <m:r>
+                <m:rPr>
+                  <m:sty m:val="p"/>
+                </m:rPr>
+                <m:t>(</m:t>
+              </m:r>
+              <m:r>
+                <m:t>x</m:t>
+              </m:r>
+              <m:r>
+                <m:rPr>
+                  <m:sty m:val="p"/>
+                </m:rPr>
+                <m:t>+</m:t>
+              </m:r>
+              <m:r>
+                <m:t>h</m:t>
+              </m:r>
+              <m:r>
+                <m:rPr>
+                  <m:sty m:val="p"/>
+                </m:rPr>
+                <m:t>)</m:t>
+              </m:r>
               <m:r>
                 <m:rPr>
                   <m:sty m:val="p"/>
@@ -5575,19 +5703,21 @@
               <m:r>
                 <m:t>f</m:t>
               </m:r>
-              <m:d>
-                <m:dPr>
-                  <m:begChr m:val="("/>
-                  <m:sepChr m:val=""/>
-                  <m:endChr m:val=")"/>
-                  <m:grow/>
-                </m:dPr>
-                <m:e>
-                  <m:r>
-                    <m:t>x</m:t>
-                  </m:r>
-                </m:e>
-              </m:d>
+              <m:r>
+                <m:rPr>
+                  <m:sty m:val="p"/>
+                </m:rPr>
+                <m:t>(</m:t>
+              </m:r>
+              <m:r>
+                <m:t>x</m:t>
+              </m:r>
+              <m:r>
+                <m:rPr>
+                  <m:sty m:val="p"/>
+                </m:rPr>
+                <m:t>)</m:t>
+              </m:r>
             </m:num>
             <m:den>
               <m:r>
@@ -6591,19 +6721,21 @@
               </m:r>
             </m:sup>
           </m:sSup>
-          <m:d>
-            <m:dPr>
-              <m:begChr m:val="("/>
-              <m:sepChr m:val=""/>
-              <m:endChr m:val=")"/>
-              <m:grow/>
-            </m:dPr>
-            <m:e>
-              <m:r>
-                <m:t>1</m:t>
-              </m:r>
-            </m:e>
-          </m:d>
+          <m:r>
+            <m:rPr>
+              <m:sty m:val="p"/>
+            </m:rPr>
+            <m:t>(</m:t>
+          </m:r>
+          <m:r>
+            <m:t>1</m:t>
+          </m:r>
+          <m:r>
+            <m:rPr>
+              <m:sty m:val="p"/>
+            </m:rPr>
+            <m:t>)</m:t>
+          </m:r>
           <m:r>
             <m:rPr>
               <m:sty m:val="p"/>
@@ -6636,28 +6768,36 @@
         <w:t xml:space="preserve"> </w:t>
       </w:r>
       <m:oMath>
-        <m:r>
-          <m:t>f</m:t>
-        </m:r>
+        <m:sSup>
+          <m:e>
+            <m:r>
+              <m:t>f</m:t>
+            </m:r>
+          </m:e>
+          <m:sup>
+            <m:r>
+              <m:rPr>
+                <m:sty m:val="p"/>
+              </m:rPr>
+              <m:t>′</m:t>
+            </m:r>
+          </m:sup>
+        </m:sSup>
         <m:r>
           <m:rPr>
             <m:sty m:val="p"/>
           </m:rPr>
-          <m:t>′</m:t>
-        </m:r>
-        <m:d>
-          <m:dPr>
-            <m:begChr m:val="("/>
-            <m:sepChr m:val=""/>
-            <m:endChr m:val=")"/>
-            <m:grow/>
-          </m:dPr>
-          <m:e>
-            <m:r>
-              <m:t>x</m:t>
-            </m:r>
-          </m:e>
-        </m:d>
+          <m:t>(</m:t>
+        </m:r>
+        <m:r>
+          <m:t>x</m:t>
+        </m:r>
+        <m:r>
+          <m:rPr>
+            <m:sty m:val="p"/>
+          </m:rPr>
+          <m:t>)</m:t>
+        </m:r>
         <m:r>
           <m:rPr>
             <m:sty m:val="p"/>
@@ -6681,8 +6821,8 @@
         <w:t xml:space="preserve">, as required.</w:t>
       </w:r>
     </w:p>
-    <w:bookmarkEnd w:id="36"/>
-    <w:bookmarkStart w:id="44" w:name="derivative-of-sinx-and-cosx"/>
+    <w:bookmarkEnd w:id="25"/>
+    <w:bookmarkStart w:id="33" w:name="derivative-of-sinx-and-cosx"/>
     <w:p>
       <w:pPr>
         <w:pStyle w:val="Heading1"/>
@@ -6700,19 +6840,21 @@
           </m:rPr>
           <m:t>sin</m:t>
         </m:r>
-        <m:d>
-          <m:dPr>
-            <m:begChr m:val="("/>
-            <m:sepChr m:val=""/>
-            <m:endChr m:val=")"/>
-            <m:grow/>
-          </m:dPr>
-          <m:e>
-            <m:r>
-              <m:t>x</m:t>
-            </m:r>
-          </m:e>
-        </m:d>
+        <m:r>
+          <m:rPr>
+            <m:sty m:val="p"/>
+          </m:rPr>
+          <m:t>(</m:t>
+        </m:r>
+        <m:r>
+          <m:t>x</m:t>
+        </m:r>
+        <m:r>
+          <m:rPr>
+            <m:sty m:val="p"/>
+          </m:rPr>
+          <m:t>)</m:t>
+        </m:r>
       </m:oMath>
       <w:r>
         <w:t xml:space="preserve"> </w:t>
@@ -6730,19 +6872,21 @@
           </m:rPr>
           <m:t>cos</m:t>
         </m:r>
-        <m:d>
-          <m:dPr>
-            <m:begChr m:val="("/>
-            <m:sepChr m:val=""/>
-            <m:endChr m:val=")"/>
-            <m:grow/>
-          </m:dPr>
-          <m:e>
-            <m:r>
-              <m:t>x</m:t>
-            </m:r>
-          </m:e>
-        </m:d>
+        <m:r>
+          <m:rPr>
+            <m:sty m:val="p"/>
+          </m:rPr>
+          <m:t>(</m:t>
+        </m:r>
+        <m:r>
+          <m:t>x</m:t>
+        </m:r>
+        <m:r>
+          <m:rPr>
+            <m:sty m:val="p"/>
+          </m:rPr>
+          <m:t>)</m:t>
+        </m:r>
       </m:oMath>
     </w:p>
     <w:p>
@@ -6763,7 +6907,7 @@
         </w:rPr>
         <w:t xml:space="preserve"> </w:t>
       </w:r>
-      <w:hyperlink r:id="rId37">
+      <w:hyperlink r:id="rId26">
         <w:r>
           <w:rPr>
             <w:rStyle w:val="Hyperlink"/>
@@ -6890,19 +7034,21 @@
                 </m:rPr>
                 <m:t>sin</m:t>
               </m:r>
-              <m:d>
-                <m:dPr>
-                  <m:begChr m:val="("/>
-                  <m:sepChr m:val=""/>
-                  <m:endChr m:val=")"/>
-                  <m:grow/>
-                </m:dPr>
-                <m:e>
-                  <m:r>
-                    <m:t>h</m:t>
-                  </m:r>
-                </m:e>
-              </m:d>
+              <m:r>
+                <m:rPr>
+                  <m:sty m:val="p"/>
+                </m:rPr>
+                <m:t>(</m:t>
+              </m:r>
+              <m:r>
+                <m:t>h</m:t>
+              </m:r>
+              <m:r>
+                <m:rPr>
+                  <m:sty m:val="p"/>
+                </m:rPr>
+                <m:t>)</m:t>
+              </m:r>
             </m:num>
             <m:den>
               <m:r>
@@ -6925,8 +7071,8 @@
           <m:r>
             <m:rPr>
               <m:nor/>
+              <m:scr m:val="sans-serif"/>
               <m:sty m:val="p"/>
-              <m:scr m:val="sans-serif"/>
             </m:rPr>
             <m:t> and </m:t>
           </m:r>
@@ -6968,19 +7114,21 @@
                 </m:rPr>
                 <m:t>cos</m:t>
               </m:r>
-              <m:d>
-                <m:dPr>
-                  <m:begChr m:val="("/>
-                  <m:sepChr m:val=""/>
-                  <m:endChr m:val=")"/>
-                  <m:grow/>
-                </m:dPr>
-                <m:e>
-                  <m:r>
-                    <m:t>h</m:t>
-                  </m:r>
-                </m:e>
-              </m:d>
+              <m:r>
+                <m:rPr>
+                  <m:sty m:val="p"/>
+                </m:rPr>
+                <m:t>(</m:t>
+              </m:r>
+              <m:r>
+                <m:t>h</m:t>
+              </m:r>
+              <m:r>
+                <m:rPr>
+                  <m:sty m:val="p"/>
+                </m:rPr>
+                <m:t>)</m:t>
+              </m:r>
               <m:r>
                 <m:rPr>
                   <m:sty m:val="p"/>
@@ -7027,7 +7175,7 @@
         <w:t xml:space="preserve">, which is the study of functions on real numbers.</w:t>
       </w:r>
     </w:p>
-    <w:bookmarkStart w:id="40" w:name="derivative-of-sinx"/>
+    <w:bookmarkStart w:id="29" w:name="derivative-of-sinx"/>
     <w:p>
       <w:pPr>
         <w:pStyle w:val="Heading3"/>
@@ -7045,19 +7193,21 @@
           </m:rPr>
           <m:t>sin</m:t>
         </m:r>
-        <m:d>
-          <m:dPr>
-            <m:begChr m:val="("/>
-            <m:sepChr m:val=""/>
-            <m:endChr m:val=")"/>
-            <m:grow/>
-          </m:dPr>
-          <m:e>
-            <m:r>
-              <m:t>x</m:t>
-            </m:r>
-          </m:e>
-        </m:d>
+        <m:r>
+          <m:rPr>
+            <m:sty m:val="p"/>
+          </m:rPr>
+          <m:t>(</m:t>
+        </m:r>
+        <m:r>
+          <m:t>x</m:t>
+        </m:r>
+        <m:r>
+          <m:rPr>
+            <m:sty m:val="p"/>
+          </m:rPr>
+          <m:t>)</m:t>
+        </m:r>
       </m:oMath>
     </w:p>
     <w:tbl>
@@ -7101,18 +7251,18 @@
                 <wp:inline>
                   <wp:extent cx="152400" cy="152400"/>
                   <wp:effectExtent b="0" l="0" r="0" t="0"/>
-                  <wp:docPr descr="" title="" id="38" name="Picture"/>
+                  <wp:docPr descr="" title="" id="27" name="Picture"/>
                   <a:graphic>
                     <a:graphicData uri="http://schemas.openxmlformats.org/drawingml/2006/picture">
                       <pic:pic>
                         <pic:nvPicPr>
-                          <pic:cNvPr descr="/Applications/quarto/share/formats/docx/note.png" id="39" name="Picture"/>
+                          <pic:cNvPr descr="/Applications/quarto/share/formats/docx/note.png" id="28" name="Picture"/>
                           <pic:cNvPicPr>
                             <a:picLocks noChangeArrowheads="1" noChangeAspect="1"/>
                           </pic:cNvPicPr>
                         </pic:nvPicPr>
                         <pic:blipFill>
-                          <a:blip r:embed="rId21"/>
+                          <a:blip r:embed="rId10"/>
                           <a:stretch>
                             <a:fillRect/>
                           </a:stretch>
@@ -7157,19 +7307,21 @@
                 </m:rPr>
                 <m:t>sin</m:t>
               </m:r>
-              <m:d>
-                <m:dPr>
-                  <m:begChr m:val="("/>
-                  <m:sepChr m:val=""/>
-                  <m:endChr m:val=")"/>
-                  <m:grow/>
-                </m:dPr>
-                <m:e>
-                  <m:r>
-                    <m:t>x</m:t>
-                  </m:r>
-                </m:e>
-              </m:d>
+              <m:r>
+                <m:rPr>
+                  <m:sty m:val="p"/>
+                </m:rPr>
+                <m:t>(</m:t>
+              </m:r>
+              <m:r>
+                <m:t>x</m:t>
+              </m:r>
+              <m:r>
+                <m:rPr>
+                  <m:sty m:val="p"/>
+                </m:rPr>
+                <m:t>)</m:t>
+              </m:r>
             </m:oMath>
           </w:p>
         </w:tc>
@@ -7202,19 +7354,21 @@
               <m:r>
                 <m:t>f</m:t>
               </m:r>
-              <m:d>
-                <m:dPr>
-                  <m:begChr m:val="("/>
-                  <m:sepChr m:val=""/>
-                  <m:endChr m:val=")"/>
-                  <m:grow/>
-                </m:dPr>
-                <m:e>
-                  <m:r>
-                    <m:t>x</m:t>
-                  </m:r>
-                </m:e>
-              </m:d>
+              <m:r>
+                <m:rPr>
+                  <m:sty m:val="p"/>
+                </m:rPr>
+                <m:t>(</m:t>
+              </m:r>
+              <m:r>
+                <m:t>x</m:t>
+              </m:r>
+              <m:r>
+                <m:rPr>
+                  <m:sty m:val="p"/>
+                </m:rPr>
+                <m:t>)</m:t>
+              </m:r>
               <m:r>
                 <m:rPr>
                   <m:sty m:val="p"/>
@@ -7227,19 +7381,21 @@
                 </m:rPr>
                 <m:t>sin</m:t>
               </m:r>
-              <m:d>
-                <m:dPr>
-                  <m:begChr m:val="("/>
-                  <m:sepChr m:val=""/>
-                  <m:endChr m:val=")"/>
-                  <m:grow/>
-                </m:dPr>
-                <m:e>
-                  <m:r>
-                    <m:t>x</m:t>
-                  </m:r>
-                </m:e>
-              </m:d>
+              <m:r>
+                <m:rPr>
+                  <m:sty m:val="p"/>
+                </m:rPr>
+                <m:t>(</m:t>
+              </m:r>
+              <m:r>
+                <m:t>x</m:t>
+              </m:r>
+              <m:r>
+                <m:rPr>
+                  <m:sty m:val="p"/>
+                </m:rPr>
+                <m:t>)</m:t>
+              </m:r>
             </m:oMath>
             <w:r>
               <w:t xml:space="preserve"> </w:t>
@@ -7251,28 +7407,36 @@
               <w:t xml:space="preserve"> </w:t>
             </w:r>
             <m:oMath>
-              <m:r>
-                <m:t>f</m:t>
-              </m:r>
-              <m:r>
-                <m:rPr>
-                  <m:sty m:val="p"/>
-                </m:rPr>
-                <m:t>′</m:t>
-              </m:r>
-              <m:d>
-                <m:dPr>
-                  <m:begChr m:val="("/>
-                  <m:sepChr m:val=""/>
-                  <m:endChr m:val=")"/>
-                  <m:grow/>
-                </m:dPr>
+              <m:sSup>
                 <m:e>
                   <m:r>
-                    <m:t>x</m:t>
+                    <m:t>f</m:t>
                   </m:r>
                 </m:e>
-              </m:d>
+                <m:sup>
+                  <m:r>
+                    <m:rPr>
+                      <m:sty m:val="p"/>
+                    </m:rPr>
+                    <m:t>′</m:t>
+                  </m:r>
+                </m:sup>
+              </m:sSup>
+              <m:r>
+                <m:rPr>
+                  <m:sty m:val="p"/>
+                </m:rPr>
+                <m:t>(</m:t>
+              </m:r>
+              <m:r>
+                <m:t>x</m:t>
+              </m:r>
+              <m:r>
+                <m:rPr>
+                  <m:sty m:val="p"/>
+                </m:rPr>
+                <m:t>)</m:t>
+              </m:r>
               <m:r>
                 <m:rPr>
                   <m:sty m:val="p"/>
@@ -7285,19 +7449,21 @@
                 </m:rPr>
                 <m:t>cos</m:t>
               </m:r>
-              <m:d>
-                <m:dPr>
-                  <m:begChr m:val="("/>
-                  <m:sepChr m:val=""/>
-                  <m:endChr m:val=")"/>
-                  <m:grow/>
-                </m:dPr>
-                <m:e>
-                  <m:r>
-                    <m:t>x</m:t>
-                  </m:r>
-                </m:e>
-              </m:d>
+              <m:r>
+                <m:rPr>
+                  <m:sty m:val="p"/>
+                </m:rPr>
+                <m:t>(</m:t>
+              </m:r>
+              <m:r>
+                <m:t>x</m:t>
+              </m:r>
+              <m:r>
+                <m:rPr>
+                  <m:sty m:val="p"/>
+                </m:rPr>
+                <m:t>)</m:t>
+              </m:r>
             </m:oMath>
             <w:r>
               <w:t xml:space="preserve">.</w:t>
@@ -7321,19 +7487,21 @@
         <m:r>
           <m:t>f</m:t>
         </m:r>
-        <m:d>
-          <m:dPr>
-            <m:begChr m:val="("/>
-            <m:sepChr m:val=""/>
-            <m:endChr m:val=")"/>
-            <m:grow/>
-          </m:dPr>
-          <m:e>
-            <m:r>
-              <m:t>x</m:t>
-            </m:r>
-          </m:e>
-        </m:d>
+        <m:r>
+          <m:rPr>
+            <m:sty m:val="p"/>
+          </m:rPr>
+          <m:t>(</m:t>
+        </m:r>
+        <m:r>
+          <m:t>x</m:t>
+        </m:r>
+        <m:r>
+          <m:rPr>
+            <m:sty m:val="p"/>
+          </m:rPr>
+          <m:t>)</m:t>
+        </m:r>
         <m:r>
           <m:rPr>
             <m:sty m:val="p"/>
@@ -7346,19 +7514,21 @@
           </m:rPr>
           <m:t>sin</m:t>
         </m:r>
-        <m:d>
-          <m:dPr>
-            <m:begChr m:val="("/>
-            <m:sepChr m:val=""/>
-            <m:endChr m:val=")"/>
-            <m:grow/>
-          </m:dPr>
-          <m:e>
-            <m:r>
-              <m:t>x</m:t>
-            </m:r>
-          </m:e>
-        </m:d>
+        <m:r>
+          <m:rPr>
+            <m:sty m:val="p"/>
+          </m:rPr>
+          <m:t>(</m:t>
+        </m:r>
+        <m:r>
+          <m:t>x</m:t>
+        </m:r>
+        <m:r>
+          <m:rPr>
+            <m:sty m:val="p"/>
+          </m:rPr>
+          <m:t>)</m:t>
+        </m:r>
       </m:oMath>
       <w:r>
         <w:t xml:space="preserve"> </w:t>
@@ -7376,28 +7546,36 @@
           <m:jc m:val="center"/>
         </m:oMathParaPr>
         <m:oMath>
+          <m:sSup>
+            <m:e>
+              <m:r>
+                <m:t>f</m:t>
+              </m:r>
+            </m:e>
+            <m:sup>
+              <m:r>
+                <m:rPr>
+                  <m:sty m:val="p"/>
+                </m:rPr>
+                <m:t>′</m:t>
+              </m:r>
+            </m:sup>
+          </m:sSup>
           <m:r>
-            <m:t>f</m:t>
+            <m:rPr>
+              <m:sty m:val="p"/>
+            </m:rPr>
+            <m:t>(</m:t>
+          </m:r>
+          <m:r>
+            <m:t>x</m:t>
           </m:r>
           <m:r>
             <m:rPr>
               <m:sty m:val="p"/>
             </m:rPr>
-            <m:t>′</m:t>
+            <m:t>)</m:t>
           </m:r>
-          <m:d>
-            <m:dPr>
-              <m:begChr m:val="("/>
-              <m:sepChr m:val=""/>
-              <m:endChr m:val=")"/>
-              <m:grow/>
-            </m:dPr>
-            <m:e>
-              <m:r>
-                <m:t>x</m:t>
-              </m:r>
-            </m:e>
-          </m:d>
           <m:r>
             <m:rPr>
               <m:sty m:val="p"/>
@@ -7436,28 +7614,30 @@
               <m:r>
                 <m:t>f</m:t>
               </m:r>
-              <m:d>
-                <m:dPr>
-                  <m:begChr m:val="("/>
-                  <m:sepChr m:val=""/>
-                  <m:endChr m:val=")"/>
-                  <m:grow/>
-                </m:dPr>
-                <m:e>
-                  <m:r>
-                    <m:t>x</m:t>
-                  </m:r>
-                  <m:r>
-                    <m:rPr>
-                      <m:sty m:val="p"/>
-                    </m:rPr>
-                    <m:t>+</m:t>
-                  </m:r>
-                  <m:r>
-                    <m:t>h</m:t>
-                  </m:r>
-                </m:e>
-              </m:d>
+              <m:r>
+                <m:rPr>
+                  <m:sty m:val="p"/>
+                </m:rPr>
+                <m:t>(</m:t>
+              </m:r>
+              <m:r>
+                <m:t>x</m:t>
+              </m:r>
+              <m:r>
+                <m:rPr>
+                  <m:sty m:val="p"/>
+                </m:rPr>
+                <m:t>+</m:t>
+              </m:r>
+              <m:r>
+                <m:t>h</m:t>
+              </m:r>
+              <m:r>
+                <m:rPr>
+                  <m:sty m:val="p"/>
+                </m:rPr>
+                <m:t>)</m:t>
+              </m:r>
               <m:r>
                 <m:rPr>
                   <m:sty m:val="p"/>
@@ -7467,19 +7647,21 @@
               <m:r>
                 <m:t>f</m:t>
               </m:r>
-              <m:d>
-                <m:dPr>
-                  <m:begChr m:val="("/>
-                  <m:sepChr m:val=""/>
-                  <m:endChr m:val=")"/>
-                  <m:grow/>
-                </m:dPr>
-                <m:e>
-                  <m:r>
-                    <m:t>x</m:t>
-                  </m:r>
-                </m:e>
-              </m:d>
+              <m:r>
+                <m:rPr>
+                  <m:sty m:val="p"/>
+                </m:rPr>
+                <m:t>(</m:t>
+              </m:r>
+              <m:r>
+                <m:t>x</m:t>
+              </m:r>
+              <m:r>
+                <m:rPr>
+                  <m:sty m:val="p"/>
+                </m:rPr>
+                <m:t>)</m:t>
+              </m:r>
             </m:num>
             <m:den>
               <m:r>
@@ -7528,28 +7710,30 @@
                 </m:rPr>
                 <m:t>sin</m:t>
               </m:r>
-              <m:d>
-                <m:dPr>
-                  <m:begChr m:val="("/>
-                  <m:sepChr m:val=""/>
-                  <m:endChr m:val=")"/>
-                  <m:grow/>
-                </m:dPr>
-                <m:e>
-                  <m:r>
-                    <m:t>x</m:t>
-                  </m:r>
-                  <m:r>
-                    <m:rPr>
-                      <m:sty m:val="p"/>
-                    </m:rPr>
-                    <m:t>+</m:t>
-                  </m:r>
-                  <m:r>
-                    <m:t>h</m:t>
-                  </m:r>
-                </m:e>
-              </m:d>
+              <m:r>
+                <m:rPr>
+                  <m:sty m:val="p"/>
+                </m:rPr>
+                <m:t>(</m:t>
+              </m:r>
+              <m:r>
+                <m:t>x</m:t>
+              </m:r>
+              <m:r>
+                <m:rPr>
+                  <m:sty m:val="p"/>
+                </m:rPr>
+                <m:t>+</m:t>
+              </m:r>
+              <m:r>
+                <m:t>h</m:t>
+              </m:r>
+              <m:r>
+                <m:rPr>
+                  <m:sty m:val="p"/>
+                </m:rPr>
+                <m:t>)</m:t>
+              </m:r>
               <m:r>
                 <m:rPr>
                   <m:sty m:val="p"/>
@@ -7562,19 +7746,21 @@
                 </m:rPr>
                 <m:t>sin</m:t>
               </m:r>
-              <m:d>
-                <m:dPr>
-                  <m:begChr m:val="("/>
-                  <m:sepChr m:val=""/>
-                  <m:endChr m:val=")"/>
-                  <m:grow/>
-                </m:dPr>
-                <m:e>
-                  <m:r>
-                    <m:t>x</m:t>
-                  </m:r>
-                </m:e>
-              </m:d>
+              <m:r>
+                <m:rPr>
+                  <m:sty m:val="p"/>
+                </m:rPr>
+                <m:t>(</m:t>
+              </m:r>
+              <m:r>
+                <m:t>x</m:t>
+              </m:r>
+              <m:r>
+                <m:rPr>
+                  <m:sty m:val="p"/>
+                </m:rPr>
+                <m:t>)</m:t>
+              </m:r>
             </m:num>
             <m:den>
               <m:r>
@@ -7622,28 +7808,30 @@
           </m:rPr>
           <m:t>sin</m:t>
         </m:r>
-        <m:d>
-          <m:dPr>
-            <m:begChr m:val="("/>
-            <m:sepChr m:val=""/>
-            <m:endChr m:val=")"/>
-            <m:grow/>
-          </m:dPr>
-          <m:e>
-            <m:r>
-              <m:t>x</m:t>
-            </m:r>
-            <m:r>
-              <m:rPr>
-                <m:sty m:val="p"/>
-              </m:rPr>
-              <m:t>+</m:t>
-            </m:r>
-            <m:r>
-              <m:t>h</m:t>
-            </m:r>
-          </m:e>
-        </m:d>
+        <m:r>
+          <m:rPr>
+            <m:sty m:val="p"/>
+          </m:rPr>
+          <m:t>(</m:t>
+        </m:r>
+        <m:r>
+          <m:t>x</m:t>
+        </m:r>
+        <m:r>
+          <m:rPr>
+            <m:sty m:val="p"/>
+          </m:rPr>
+          <m:t>+</m:t>
+        </m:r>
+        <m:r>
+          <m:t>h</m:t>
+        </m:r>
+        <m:r>
+          <m:rPr>
+            <m:sty m:val="p"/>
+          </m:rPr>
+          <m:t>)</m:t>
+        </m:r>
       </m:oMath>
       <w:r>
         <w:t xml:space="preserve"> </w:t>
@@ -7685,7 +7873,7 @@
       <w:r>
         <w:t xml:space="preserve"> </w:t>
       </w:r>
-      <w:hyperlink r:id="rId37">
+      <w:hyperlink r:id="rId26">
         <w:r>
           <w:rPr>
             <w:rStyle w:val="Hyperlink"/>
@@ -7741,28 +7929,30 @@
                 </m:rPr>
                 <m:t>sin</m:t>
               </m:r>
-              <m:d>
-                <m:dPr>
-                  <m:begChr m:val="("/>
-                  <m:sepChr m:val=""/>
-                  <m:endChr m:val=")"/>
-                  <m:grow/>
-                </m:dPr>
-                <m:e>
-                  <m:r>
-                    <m:t>x</m:t>
-                  </m:r>
-                  <m:r>
-                    <m:rPr>
-                      <m:sty m:val="p"/>
-                    </m:rPr>
-                    <m:t>+</m:t>
-                  </m:r>
-                  <m:r>
-                    <m:t>h</m:t>
-                  </m:r>
-                </m:e>
-              </m:d>
+              <m:r>
+                <m:rPr>
+                  <m:sty m:val="p"/>
+                </m:rPr>
+                <m:t>(</m:t>
+              </m:r>
+              <m:r>
+                <m:t>x</m:t>
+              </m:r>
+              <m:r>
+                <m:rPr>
+                  <m:sty m:val="p"/>
+                </m:rPr>
+                <m:t>+</m:t>
+              </m:r>
+              <m:r>
+                <m:t>h</m:t>
+              </m:r>
+              <m:r>
+                <m:rPr>
+                  <m:sty m:val="p"/>
+                </m:rPr>
+                <m:t>)</m:t>
+              </m:r>
               <m:r>
                 <m:rPr>
                   <m:sty m:val="p"/>
@@ -7775,19 +7965,21 @@
                 </m:rPr>
                 <m:t>sin</m:t>
               </m:r>
-              <m:d>
-                <m:dPr>
-                  <m:begChr m:val="("/>
-                  <m:sepChr m:val=""/>
-                  <m:endChr m:val=")"/>
-                  <m:grow/>
-                </m:dPr>
-                <m:e>
-                  <m:r>
-                    <m:t>x</m:t>
-                  </m:r>
-                </m:e>
-              </m:d>
+              <m:r>
+                <m:rPr>
+                  <m:sty m:val="p"/>
+                </m:rPr>
+                <m:t>(</m:t>
+              </m:r>
+              <m:r>
+                <m:t>x</m:t>
+              </m:r>
+              <m:r>
+                <m:rPr>
+                  <m:sty m:val="p"/>
+                </m:rPr>
+                <m:t>)</m:t>
+              </m:r>
             </m:num>
             <m:den>
               <m:r>
@@ -7836,38 +8028,42 @@
                 </m:rPr>
                 <m:t>sin</m:t>
               </m:r>
-              <m:d>
-                <m:dPr>
-                  <m:begChr m:val="("/>
-                  <m:sepChr m:val=""/>
-                  <m:endChr m:val=")"/>
-                  <m:grow/>
-                </m:dPr>
-                <m:e>
-                  <m:r>
-                    <m:t>x</m:t>
-                  </m:r>
-                </m:e>
-              </m:d>
+              <m:r>
+                <m:rPr>
+                  <m:sty m:val="p"/>
+                </m:rPr>
+                <m:t>(</m:t>
+              </m:r>
+              <m:r>
+                <m:t>x</m:t>
+              </m:r>
+              <m:r>
+                <m:rPr>
+                  <m:sty m:val="p"/>
+                </m:rPr>
+                <m:t>)</m:t>
+              </m:r>
               <m:r>
                 <m:rPr>
                   <m:sty m:val="p"/>
                 </m:rPr>
                 <m:t>cos</m:t>
               </m:r>
-              <m:d>
-                <m:dPr>
-                  <m:begChr m:val="("/>
-                  <m:sepChr m:val=""/>
-                  <m:endChr m:val=")"/>
-                  <m:grow/>
-                </m:dPr>
-                <m:e>
-                  <m:r>
-                    <m:t>h</m:t>
-                  </m:r>
-                </m:e>
-              </m:d>
+              <m:r>
+                <m:rPr>
+                  <m:sty m:val="p"/>
+                </m:rPr>
+                <m:t>(</m:t>
+              </m:r>
+              <m:r>
+                <m:t>h</m:t>
+              </m:r>
+              <m:r>
+                <m:rPr>
+                  <m:sty m:val="p"/>
+                </m:rPr>
+                <m:t>)</m:t>
+              </m:r>
               <m:r>
                 <m:rPr>
                   <m:sty m:val="p"/>
@@ -7880,38 +8076,42 @@
                 </m:rPr>
                 <m:t>sin</m:t>
               </m:r>
-              <m:d>
-                <m:dPr>
-                  <m:begChr m:val="("/>
-                  <m:sepChr m:val=""/>
-                  <m:endChr m:val=")"/>
-                  <m:grow/>
-                </m:dPr>
-                <m:e>
-                  <m:r>
-                    <m:t>h</m:t>
-                  </m:r>
-                </m:e>
-              </m:d>
+              <m:r>
+                <m:rPr>
+                  <m:sty m:val="p"/>
+                </m:rPr>
+                <m:t>(</m:t>
+              </m:r>
+              <m:r>
+                <m:t>h</m:t>
+              </m:r>
+              <m:r>
+                <m:rPr>
+                  <m:sty m:val="p"/>
+                </m:rPr>
+                <m:t>)</m:t>
+              </m:r>
               <m:r>
                 <m:rPr>
                   <m:sty m:val="p"/>
                 </m:rPr>
                 <m:t>cos</m:t>
               </m:r>
-              <m:d>
-                <m:dPr>
-                  <m:begChr m:val="("/>
-                  <m:sepChr m:val=""/>
-                  <m:endChr m:val=")"/>
-                  <m:grow/>
-                </m:dPr>
-                <m:e>
-                  <m:r>
-                    <m:t>x</m:t>
-                  </m:r>
-                </m:e>
-              </m:d>
+              <m:r>
+                <m:rPr>
+                  <m:sty m:val="p"/>
+                </m:rPr>
+                <m:t>(</m:t>
+              </m:r>
+              <m:r>
+                <m:t>x</m:t>
+              </m:r>
+              <m:r>
+                <m:rPr>
+                  <m:sty m:val="p"/>
+                </m:rPr>
+                <m:t>)</m:t>
+              </m:r>
               <m:r>
                 <m:rPr>
                   <m:sty m:val="p"/>
@@ -7924,19 +8124,21 @@
                 </m:rPr>
                 <m:t>sin</m:t>
               </m:r>
-              <m:d>
-                <m:dPr>
-                  <m:begChr m:val="("/>
-                  <m:sepChr m:val=""/>
-                  <m:endChr m:val=")"/>
-                  <m:grow/>
-                </m:dPr>
-                <m:e>
-                  <m:r>
-                    <m:t>x</m:t>
-                  </m:r>
-                </m:e>
-              </m:d>
+              <m:r>
+                <m:rPr>
+                  <m:sty m:val="p"/>
+                </m:rPr>
+                <m:t>(</m:t>
+              </m:r>
+              <m:r>
+                <m:t>x</m:t>
+              </m:r>
+              <m:r>
+                <m:rPr>
+                  <m:sty m:val="p"/>
+                </m:rPr>
+                <m:t>)</m:t>
+              </m:r>
             </m:num>
             <m:den>
               <m:r>
@@ -7964,19 +8166,21 @@
           </m:rPr>
           <m:t>sin</m:t>
         </m:r>
-        <m:d>
-          <m:dPr>
-            <m:begChr m:val="("/>
-            <m:sepChr m:val=""/>
-            <m:endChr m:val=")"/>
-            <m:grow/>
-          </m:dPr>
-          <m:e>
-            <m:r>
-              <m:t>x</m:t>
-            </m:r>
-          </m:e>
-        </m:d>
+        <m:r>
+          <m:rPr>
+            <m:sty m:val="p"/>
+          </m:rPr>
+          <m:t>(</m:t>
+        </m:r>
+        <m:r>
+          <m:t>x</m:t>
+        </m:r>
+        <m:r>
+          <m:rPr>
+            <m:sty m:val="p"/>
+          </m:rPr>
+          <m:t>)</m:t>
+        </m:r>
       </m:oMath>
       <w:r>
         <w:t xml:space="preserve"> </w:t>
@@ -7994,19 +8198,21 @@
           </m:rPr>
           <m:t>cos</m:t>
         </m:r>
-        <m:d>
-          <m:dPr>
-            <m:begChr m:val="("/>
-            <m:sepChr m:val=""/>
-            <m:endChr m:val=")"/>
-            <m:grow/>
-          </m:dPr>
-          <m:e>
-            <m:r>
-              <m:t>x</m:t>
-            </m:r>
-          </m:e>
-        </m:d>
+        <m:r>
+          <m:rPr>
+            <m:sty m:val="p"/>
+          </m:rPr>
+          <m:t>(</m:t>
+        </m:r>
+        <m:r>
+          <m:t>x</m:t>
+        </m:r>
+        <m:r>
+          <m:rPr>
+            <m:sty m:val="p"/>
+          </m:rPr>
+          <m:t>)</m:t>
+        </m:r>
       </m:oMath>
       <w:r>
         <w:t xml:space="preserve"> </w:t>
@@ -8059,38 +8265,42 @@
                 </m:rPr>
                 <m:t>sin</m:t>
               </m:r>
-              <m:d>
-                <m:dPr>
-                  <m:begChr m:val="("/>
-                  <m:sepChr m:val=""/>
-                  <m:endChr m:val=")"/>
-                  <m:grow/>
-                </m:dPr>
-                <m:e>
-                  <m:r>
-                    <m:t>x</m:t>
-                  </m:r>
-                </m:e>
-              </m:d>
+              <m:r>
+                <m:rPr>
+                  <m:sty m:val="p"/>
+                </m:rPr>
+                <m:t>(</m:t>
+              </m:r>
+              <m:r>
+                <m:t>x</m:t>
+              </m:r>
+              <m:r>
+                <m:rPr>
+                  <m:sty m:val="p"/>
+                </m:rPr>
+                <m:t>)</m:t>
+              </m:r>
               <m:r>
                 <m:rPr>
                   <m:sty m:val="p"/>
                 </m:rPr>
                 <m:t>cos</m:t>
               </m:r>
-              <m:d>
-                <m:dPr>
-                  <m:begChr m:val="("/>
-                  <m:sepChr m:val=""/>
-                  <m:endChr m:val=")"/>
-                  <m:grow/>
-                </m:dPr>
-                <m:e>
-                  <m:r>
-                    <m:t>h</m:t>
-                  </m:r>
-                </m:e>
-              </m:d>
+              <m:r>
+                <m:rPr>
+                  <m:sty m:val="p"/>
+                </m:rPr>
+                <m:t>(</m:t>
+              </m:r>
+              <m:r>
+                <m:t>h</m:t>
+              </m:r>
+              <m:r>
+                <m:rPr>
+                  <m:sty m:val="p"/>
+                </m:rPr>
+                <m:t>)</m:t>
+              </m:r>
               <m:r>
                 <m:rPr>
                   <m:sty m:val="p"/>
@@ -8103,38 +8313,42 @@
                 </m:rPr>
                 <m:t>sin</m:t>
               </m:r>
-              <m:d>
-                <m:dPr>
-                  <m:begChr m:val="("/>
-                  <m:sepChr m:val=""/>
-                  <m:endChr m:val=")"/>
-                  <m:grow/>
-                </m:dPr>
-                <m:e>
-                  <m:r>
-                    <m:t>h</m:t>
-                  </m:r>
-                </m:e>
-              </m:d>
+              <m:r>
+                <m:rPr>
+                  <m:sty m:val="p"/>
+                </m:rPr>
+                <m:t>(</m:t>
+              </m:r>
+              <m:r>
+                <m:t>h</m:t>
+              </m:r>
+              <m:r>
+                <m:rPr>
+                  <m:sty m:val="p"/>
+                </m:rPr>
+                <m:t>)</m:t>
+              </m:r>
               <m:r>
                 <m:rPr>
                   <m:sty m:val="p"/>
                 </m:rPr>
                 <m:t>cos</m:t>
               </m:r>
-              <m:d>
-                <m:dPr>
-                  <m:begChr m:val="("/>
-                  <m:sepChr m:val=""/>
-                  <m:endChr m:val=")"/>
-                  <m:grow/>
-                </m:dPr>
-                <m:e>
-                  <m:r>
-                    <m:t>x</m:t>
-                  </m:r>
-                </m:e>
-              </m:d>
+              <m:r>
+                <m:rPr>
+                  <m:sty m:val="p"/>
+                </m:rPr>
+                <m:t>(</m:t>
+              </m:r>
+              <m:r>
+                <m:t>x</m:t>
+              </m:r>
+              <m:r>
+                <m:rPr>
+                  <m:sty m:val="p"/>
+                </m:rPr>
+                <m:t>)</m:t>
+              </m:r>
               <m:r>
                 <m:rPr>
                   <m:sty m:val="p"/>
@@ -8147,19 +8361,21 @@
                 </m:rPr>
                 <m:t>sin</m:t>
               </m:r>
-              <m:d>
-                <m:dPr>
-                  <m:begChr m:val="("/>
-                  <m:sepChr m:val=""/>
-                  <m:endChr m:val=")"/>
-                  <m:grow/>
-                </m:dPr>
-                <m:e>
-                  <m:r>
-                    <m:t>x</m:t>
-                  </m:r>
-                </m:e>
-              </m:d>
+              <m:r>
+                <m:rPr>
+                  <m:sty m:val="p"/>
+                </m:rPr>
+                <m:t>(</m:t>
+              </m:r>
+              <m:r>
+                <m:t>x</m:t>
+              </m:r>
+              <m:r>
+                <m:rPr>
+                  <m:sty m:val="p"/>
+                </m:rPr>
+                <m:t>)</m:t>
+              </m:r>
             </m:num>
             <m:den>
               <m:r>
@@ -8211,19 +8427,21 @@
                 </m:rPr>
                 <m:t>sin</m:t>
               </m:r>
-              <m:d>
-                <m:dPr>
-                  <m:begChr m:val="("/>
-                  <m:sepChr m:val=""/>
-                  <m:endChr m:val=")"/>
-                  <m:grow/>
-                </m:dPr>
-                <m:e>
-                  <m:r>
-                    <m:t>x</m:t>
-                  </m:r>
-                </m:e>
-              </m:d>
+              <m:r>
+                <m:rPr>
+                  <m:sty m:val="p"/>
+                </m:rPr>
+                <m:t>(</m:t>
+              </m:r>
+              <m:r>
+                <m:t>x</m:t>
+              </m:r>
+              <m:r>
+                <m:rPr>
+                  <m:sty m:val="p"/>
+                </m:rPr>
+                <m:t>)</m:t>
+              </m:r>
               <m:d>
                 <m:dPr>
                   <m:begChr m:val="("/>
@@ -8243,19 +8461,21 @@
                         </m:rPr>
                         <m:t>cos</m:t>
                       </m:r>
-                      <m:d>
-                        <m:dPr>
-                          <m:begChr m:val="("/>
-                          <m:sepChr m:val=""/>
-                          <m:endChr m:val=")"/>
-                          <m:grow/>
-                        </m:dPr>
-                        <m:e>
-                          <m:r>
-                            <m:t>h</m:t>
-                          </m:r>
-                        </m:e>
-                      </m:d>
+                      <m:r>
+                        <m:rPr>
+                          <m:sty m:val="p"/>
+                        </m:rPr>
+                        <m:t>(</m:t>
+                      </m:r>
+                      <m:r>
+                        <m:t>h</m:t>
+                      </m:r>
+                      <m:r>
+                        <m:rPr>
+                          <m:sty m:val="p"/>
+                        </m:rPr>
+                        <m:t>)</m:t>
+                      </m:r>
                       <m:r>
                         <m:rPr>
                           <m:sty m:val="p"/>
@@ -8286,19 +8506,21 @@
                 </m:rPr>
                 <m:t>cos</m:t>
               </m:r>
-              <m:d>
-                <m:dPr>
-                  <m:begChr m:val="("/>
-                  <m:sepChr m:val=""/>
-                  <m:endChr m:val=")"/>
-                  <m:grow/>
-                </m:dPr>
-                <m:e>
-                  <m:r>
-                    <m:t>x</m:t>
-                  </m:r>
-                </m:e>
-              </m:d>
+              <m:r>
+                <m:rPr>
+                  <m:sty m:val="p"/>
+                </m:rPr>
+                <m:t>(</m:t>
+              </m:r>
+              <m:r>
+                <m:t>x</m:t>
+              </m:r>
+              <m:r>
+                <m:rPr>
+                  <m:sty m:val="p"/>
+                </m:rPr>
+                <m:t>)</m:t>
+              </m:r>
               <m:d>
                 <m:dPr>
                   <m:begChr m:val="("/>
@@ -8318,19 +8540,21 @@
                         </m:rPr>
                         <m:t>sin</m:t>
                       </m:r>
-                      <m:d>
-                        <m:dPr>
-                          <m:begChr m:val="("/>
-                          <m:sepChr m:val=""/>
-                          <m:endChr m:val=")"/>
-                          <m:grow/>
-                        </m:dPr>
-                        <m:e>
-                          <m:r>
-                            <m:t>h</m:t>
-                          </m:r>
-                        </m:e>
-                      </m:d>
+                      <m:r>
+                        <m:rPr>
+                          <m:sty m:val="p"/>
+                        </m:rPr>
+                        <m:t>(</m:t>
+                      </m:r>
+                      <m:r>
+                        <m:t>h</m:t>
+                      </m:r>
+                      <m:r>
+                        <m:rPr>
+                          <m:sty m:val="p"/>
+                        </m:rPr>
+                        <m:t>)</m:t>
+                      </m:r>
                     </m:num>
                     <m:den>
                       <m:r>
@@ -8362,19 +8586,21 @@
           </m:rPr>
           <m:t>sin</m:t>
         </m:r>
-        <m:d>
-          <m:dPr>
-            <m:begChr m:val="("/>
-            <m:sepChr m:val=""/>
-            <m:endChr m:val=")"/>
-            <m:grow/>
-          </m:dPr>
-          <m:e>
-            <m:r>
-              <m:t>x</m:t>
-            </m:r>
-          </m:e>
-        </m:d>
+        <m:r>
+          <m:rPr>
+            <m:sty m:val="p"/>
+          </m:rPr>
+          <m:t>(</m:t>
+        </m:r>
+        <m:r>
+          <m:t>x</m:t>
+        </m:r>
+        <m:r>
+          <m:rPr>
+            <m:sty m:val="p"/>
+          </m:rPr>
+          <m:t>)</m:t>
+        </m:r>
       </m:oMath>
       <w:r>
         <w:t xml:space="preserve"> </w:t>
@@ -8392,19 +8618,21 @@
           </m:rPr>
           <m:t>cos</m:t>
         </m:r>
-        <m:d>
-          <m:dPr>
-            <m:begChr m:val="("/>
-            <m:sepChr m:val=""/>
-            <m:endChr m:val=")"/>
-            <m:grow/>
-          </m:dPr>
-          <m:e>
-            <m:r>
-              <m:t>x</m:t>
-            </m:r>
-          </m:e>
-        </m:d>
+        <m:r>
+          <m:rPr>
+            <m:sty m:val="p"/>
+          </m:rPr>
+          <m:t>(</m:t>
+        </m:r>
+        <m:r>
+          <m:t>x</m:t>
+        </m:r>
+        <m:r>
+          <m:rPr>
+            <m:sty m:val="p"/>
+          </m:rPr>
+          <m:t>)</m:t>
+        </m:r>
       </m:oMath>
       <w:r>
         <w:t xml:space="preserve"> </w:t>
@@ -8471,19 +8699,21 @@
                 </m:rPr>
                 <m:t>sin</m:t>
               </m:r>
-              <m:d>
-                <m:dPr>
-                  <m:begChr m:val="("/>
-                  <m:sepChr m:val=""/>
-                  <m:endChr m:val=")"/>
-                  <m:grow/>
-                </m:dPr>
-                <m:e>
-                  <m:r>
-                    <m:t>x</m:t>
-                  </m:r>
-                </m:e>
-              </m:d>
+              <m:r>
+                <m:rPr>
+                  <m:sty m:val="p"/>
+                </m:rPr>
+                <m:t>(</m:t>
+              </m:r>
+              <m:r>
+                <m:t>x</m:t>
+              </m:r>
+              <m:r>
+                <m:rPr>
+                  <m:sty m:val="p"/>
+                </m:rPr>
+                <m:t>)</m:t>
+              </m:r>
               <m:d>
                 <m:dPr>
                   <m:begChr m:val="("/>
@@ -8503,19 +8733,21 @@
                         </m:rPr>
                         <m:t>cos</m:t>
                       </m:r>
-                      <m:d>
-                        <m:dPr>
-                          <m:begChr m:val="("/>
-                          <m:sepChr m:val=""/>
-                          <m:endChr m:val=")"/>
-                          <m:grow/>
-                        </m:dPr>
-                        <m:e>
-                          <m:r>
-                            <m:t>h</m:t>
-                          </m:r>
-                        </m:e>
-                      </m:d>
+                      <m:r>
+                        <m:rPr>
+                          <m:sty m:val="p"/>
+                        </m:rPr>
+                        <m:t>(</m:t>
+                      </m:r>
+                      <m:r>
+                        <m:t>h</m:t>
+                      </m:r>
+                      <m:r>
+                        <m:rPr>
+                          <m:sty m:val="p"/>
+                        </m:rPr>
+                        <m:t>)</m:t>
+                      </m:r>
                       <m:r>
                         <m:rPr>
                           <m:sty m:val="p"/>
@@ -8546,19 +8778,21 @@
                 </m:rPr>
                 <m:t>cos</m:t>
               </m:r>
-              <m:d>
-                <m:dPr>
-                  <m:begChr m:val="("/>
-                  <m:sepChr m:val=""/>
-                  <m:endChr m:val=")"/>
-                  <m:grow/>
-                </m:dPr>
-                <m:e>
-                  <m:r>
-                    <m:t>x</m:t>
-                  </m:r>
-                </m:e>
-              </m:d>
+              <m:r>
+                <m:rPr>
+                  <m:sty m:val="p"/>
+                </m:rPr>
+                <m:t>(</m:t>
+              </m:r>
+              <m:r>
+                <m:t>x</m:t>
+              </m:r>
+              <m:r>
+                <m:rPr>
+                  <m:sty m:val="p"/>
+                </m:rPr>
+                <m:t>)</m:t>
+              </m:r>
               <m:d>
                 <m:dPr>
                   <m:begChr m:val="("/>
@@ -8578,19 +8812,21 @@
                         </m:rPr>
                         <m:t>sin</m:t>
                       </m:r>
-                      <m:d>
-                        <m:dPr>
-                          <m:begChr m:val="("/>
-                          <m:sepChr m:val=""/>
-                          <m:endChr m:val=")"/>
-                          <m:grow/>
-                        </m:dPr>
-                        <m:e>
-                          <m:r>
-                            <m:t>h</m:t>
-                          </m:r>
-                        </m:e>
-                      </m:d>
+                      <m:r>
+                        <m:rPr>
+                          <m:sty m:val="p"/>
+                        </m:rPr>
+                        <m:t>(</m:t>
+                      </m:r>
+                      <m:r>
+                        <m:t>h</m:t>
+                      </m:r>
+                      <m:r>
+                        <m:rPr>
+                          <m:sty m:val="p"/>
+                        </m:rPr>
+                        <m:t>)</m:t>
+                      </m:r>
                     </m:num>
                     <m:den>
                       <m:r>
@@ -8614,32 +8850,36 @@
             </m:rPr>
             <m:t>sin</m:t>
           </m:r>
-          <m:d>
-            <m:dPr>
-              <m:begChr m:val="("/>
-              <m:sepChr m:val=""/>
-              <m:endChr m:val=")"/>
-              <m:grow/>
-            </m:dPr>
-            <m:e>
-              <m:r>
-                <m:t>x</m:t>
-              </m:r>
-            </m:e>
-          </m:d>
-          <m:d>
-            <m:dPr>
-              <m:begChr m:val="("/>
-              <m:sepChr m:val=""/>
-              <m:endChr m:val=")"/>
-              <m:grow/>
-            </m:dPr>
-            <m:e>
-              <m:r>
-                <m:t>0</m:t>
-              </m:r>
-            </m:e>
-          </m:d>
+          <m:r>
+            <m:rPr>
+              <m:sty m:val="p"/>
+            </m:rPr>
+            <m:t>(</m:t>
+          </m:r>
+          <m:r>
+            <m:t>x</m:t>
+          </m:r>
+          <m:r>
+            <m:rPr>
+              <m:sty m:val="p"/>
+            </m:rPr>
+            <m:t>)</m:t>
+          </m:r>
+          <m:r>
+            <m:rPr>
+              <m:sty m:val="p"/>
+            </m:rPr>
+            <m:t>(</m:t>
+          </m:r>
+          <m:r>
+            <m:t>0</m:t>
+          </m:r>
+          <m:r>
+            <m:rPr>
+              <m:sty m:val="p"/>
+            </m:rPr>
+            <m:t>)</m:t>
+          </m:r>
           <m:r>
             <m:rPr>
               <m:sty m:val="p"/>
@@ -8652,32 +8892,36 @@
             </m:rPr>
             <m:t>cos</m:t>
           </m:r>
-          <m:d>
-            <m:dPr>
-              <m:begChr m:val="("/>
-              <m:sepChr m:val=""/>
-              <m:endChr m:val=")"/>
-              <m:grow/>
-            </m:dPr>
-            <m:e>
-              <m:r>
-                <m:t>x</m:t>
-              </m:r>
-            </m:e>
-          </m:d>
-          <m:d>
-            <m:dPr>
-              <m:begChr m:val="("/>
-              <m:sepChr m:val=""/>
-              <m:endChr m:val=")"/>
-              <m:grow/>
-            </m:dPr>
-            <m:e>
-              <m:r>
-                <m:t>1</m:t>
-              </m:r>
-            </m:e>
-          </m:d>
+          <m:r>
+            <m:rPr>
+              <m:sty m:val="p"/>
+            </m:rPr>
+            <m:t>(</m:t>
+          </m:r>
+          <m:r>
+            <m:t>x</m:t>
+          </m:r>
+          <m:r>
+            <m:rPr>
+              <m:sty m:val="p"/>
+            </m:rPr>
+            <m:t>)</m:t>
+          </m:r>
+          <m:r>
+            <m:rPr>
+              <m:sty m:val="p"/>
+            </m:rPr>
+            <m:t>(</m:t>
+          </m:r>
+          <m:r>
+            <m:t>1</m:t>
+          </m:r>
+          <m:r>
+            <m:rPr>
+              <m:sty m:val="p"/>
+            </m:rPr>
+            <m:t>)</m:t>
+          </m:r>
           <m:r>
             <m:rPr>
               <m:sty m:val="p"/>
@@ -8690,19 +8934,21 @@
             </m:rPr>
             <m:t>cos</m:t>
           </m:r>
-          <m:d>
-            <m:dPr>
-              <m:begChr m:val="("/>
-              <m:sepChr m:val=""/>
-              <m:endChr m:val=")"/>
-              <m:grow/>
-            </m:dPr>
-            <m:e>
-              <m:r>
-                <m:t>x</m:t>
-              </m:r>
-            </m:e>
-          </m:d>
+          <m:r>
+            <m:rPr>
+              <m:sty m:val="p"/>
+            </m:rPr>
+            <m:t>(</m:t>
+          </m:r>
+          <m:r>
+            <m:t>x</m:t>
+          </m:r>
+          <m:r>
+            <m:rPr>
+              <m:sty m:val="p"/>
+            </m:rPr>
+            <m:t>)</m:t>
+          </m:r>
         </m:oMath>
       </m:oMathPara>
     </w:p>
@@ -8717,28 +8963,36 @@
         <w:t xml:space="preserve"> </w:t>
       </w:r>
       <m:oMath>
-        <m:r>
-          <m:t>f</m:t>
-        </m:r>
+        <m:sSup>
+          <m:e>
+            <m:r>
+              <m:t>f</m:t>
+            </m:r>
+          </m:e>
+          <m:sup>
+            <m:r>
+              <m:rPr>
+                <m:sty m:val="p"/>
+              </m:rPr>
+              <m:t>′</m:t>
+            </m:r>
+          </m:sup>
+        </m:sSup>
         <m:r>
           <m:rPr>
             <m:sty m:val="p"/>
           </m:rPr>
-          <m:t>′</m:t>
-        </m:r>
-        <m:d>
-          <m:dPr>
-            <m:begChr m:val="("/>
-            <m:sepChr m:val=""/>
-            <m:endChr m:val=")"/>
-            <m:grow/>
-          </m:dPr>
-          <m:e>
-            <m:r>
-              <m:t>x</m:t>
-            </m:r>
-          </m:e>
-        </m:d>
+          <m:t>(</m:t>
+        </m:r>
+        <m:r>
+          <m:t>x</m:t>
+        </m:r>
+        <m:r>
+          <m:rPr>
+            <m:sty m:val="p"/>
+          </m:rPr>
+          <m:t>)</m:t>
+        </m:r>
         <m:r>
           <m:rPr>
             <m:sty m:val="p"/>
@@ -8751,19 +9005,21 @@
           </m:rPr>
           <m:t>cos</m:t>
         </m:r>
-        <m:d>
-          <m:dPr>
-            <m:begChr m:val="("/>
-            <m:sepChr m:val=""/>
-            <m:endChr m:val=")"/>
-            <m:grow/>
-          </m:dPr>
-          <m:e>
-            <m:r>
-              <m:t>x</m:t>
-            </m:r>
-          </m:e>
-        </m:d>
+        <m:r>
+          <m:rPr>
+            <m:sty m:val="p"/>
+          </m:rPr>
+          <m:t>(</m:t>
+        </m:r>
+        <m:r>
+          <m:t>x</m:t>
+        </m:r>
+        <m:r>
+          <m:rPr>
+            <m:sty m:val="p"/>
+          </m:rPr>
+          <m:t>)</m:t>
+        </m:r>
       </m:oMath>
       <w:r>
         <w:t xml:space="preserve"> </w:t>
@@ -8781,26 +9037,28 @@
           </m:rPr>
           <m:t>sin</m:t>
         </m:r>
-        <m:d>
-          <m:dPr>
-            <m:begChr m:val="("/>
-            <m:sepChr m:val=""/>
-            <m:endChr m:val=")"/>
-            <m:grow/>
-          </m:dPr>
-          <m:e>
-            <m:r>
-              <m:t>x</m:t>
-            </m:r>
-          </m:e>
-        </m:d>
+        <m:r>
+          <m:rPr>
+            <m:sty m:val="p"/>
+          </m:rPr>
+          <m:t>(</m:t>
+        </m:r>
+        <m:r>
+          <m:t>x</m:t>
+        </m:r>
+        <m:r>
+          <m:rPr>
+            <m:sty m:val="p"/>
+          </m:rPr>
+          <m:t>)</m:t>
+        </m:r>
       </m:oMath>
       <w:r>
         <w:t xml:space="preserve">.</w:t>
       </w:r>
     </w:p>
-    <w:bookmarkEnd w:id="40"/>
-    <w:bookmarkStart w:id="43" w:name="derivative-of-cosx"/>
+    <w:bookmarkEnd w:id="29"/>
+    <w:bookmarkStart w:id="32" w:name="derivative-of-cosx"/>
     <w:p>
       <w:pPr>
         <w:pStyle w:val="Heading3"/>
@@ -8818,19 +9076,21 @@
           </m:rPr>
           <m:t>cos</m:t>
         </m:r>
-        <m:d>
-          <m:dPr>
-            <m:begChr m:val="("/>
-            <m:sepChr m:val=""/>
-            <m:endChr m:val=")"/>
-            <m:grow/>
-          </m:dPr>
-          <m:e>
-            <m:r>
-              <m:t>x</m:t>
-            </m:r>
-          </m:e>
-        </m:d>
+        <m:r>
+          <m:rPr>
+            <m:sty m:val="p"/>
+          </m:rPr>
+          <m:t>(</m:t>
+        </m:r>
+        <m:r>
+          <m:t>x</m:t>
+        </m:r>
+        <m:r>
+          <m:rPr>
+            <m:sty m:val="p"/>
+          </m:rPr>
+          <m:t>)</m:t>
+        </m:r>
       </m:oMath>
     </w:p>
     <w:tbl>
@@ -8874,18 +9134,18 @@
                 <wp:inline>
                   <wp:extent cx="152400" cy="152400"/>
                   <wp:effectExtent b="0" l="0" r="0" t="0"/>
-                  <wp:docPr descr="" title="" id="41" name="Picture"/>
+                  <wp:docPr descr="" title="" id="30" name="Picture"/>
                   <a:graphic>
                     <a:graphicData uri="http://schemas.openxmlformats.org/drawingml/2006/picture">
                       <pic:pic>
                         <pic:nvPicPr>
-                          <pic:cNvPr descr="/Applications/quarto/share/formats/docx/note.png" id="42" name="Picture"/>
+                          <pic:cNvPr descr="/Applications/quarto/share/formats/docx/note.png" id="31" name="Picture"/>
                           <pic:cNvPicPr>
                             <a:picLocks noChangeArrowheads="1" noChangeAspect="1"/>
                           </pic:cNvPicPr>
                         </pic:nvPicPr>
                         <pic:blipFill>
-                          <a:blip r:embed="rId21"/>
+                          <a:blip r:embed="rId10"/>
                           <a:stretch>
                             <a:fillRect/>
                           </a:stretch>
@@ -8930,19 +9190,21 @@
                 </m:rPr>
                 <m:t>cos</m:t>
               </m:r>
-              <m:d>
-                <m:dPr>
-                  <m:begChr m:val="("/>
-                  <m:sepChr m:val=""/>
-                  <m:endChr m:val=")"/>
-                  <m:grow/>
-                </m:dPr>
-                <m:e>
-                  <m:r>
-                    <m:t>x</m:t>
-                  </m:r>
-                </m:e>
-              </m:d>
+              <m:r>
+                <m:rPr>
+                  <m:sty m:val="p"/>
+                </m:rPr>
+                <m:t>(</m:t>
+              </m:r>
+              <m:r>
+                <m:t>x</m:t>
+              </m:r>
+              <m:r>
+                <m:rPr>
+                  <m:sty m:val="p"/>
+                </m:rPr>
+                <m:t>)</m:t>
+              </m:r>
             </m:oMath>
           </w:p>
         </w:tc>
@@ -8975,19 +9237,21 @@
               <m:r>
                 <m:t>f</m:t>
               </m:r>
-              <m:d>
-                <m:dPr>
-                  <m:begChr m:val="("/>
-                  <m:sepChr m:val=""/>
-                  <m:endChr m:val=")"/>
-                  <m:grow/>
-                </m:dPr>
-                <m:e>
-                  <m:r>
-                    <m:t>x</m:t>
-                  </m:r>
-                </m:e>
-              </m:d>
+              <m:r>
+                <m:rPr>
+                  <m:sty m:val="p"/>
+                </m:rPr>
+                <m:t>(</m:t>
+              </m:r>
+              <m:r>
+                <m:t>x</m:t>
+              </m:r>
+              <m:r>
+                <m:rPr>
+                  <m:sty m:val="p"/>
+                </m:rPr>
+                <m:t>)</m:t>
+              </m:r>
               <m:r>
                 <m:rPr>
                   <m:sty m:val="p"/>
@@ -9000,19 +9264,21 @@
                 </m:rPr>
                 <m:t>cos</m:t>
               </m:r>
-              <m:d>
-                <m:dPr>
-                  <m:begChr m:val="("/>
-                  <m:sepChr m:val=""/>
-                  <m:endChr m:val=")"/>
-                  <m:grow/>
-                </m:dPr>
-                <m:e>
-                  <m:r>
-                    <m:t>x</m:t>
-                  </m:r>
-                </m:e>
-              </m:d>
+              <m:r>
+                <m:rPr>
+                  <m:sty m:val="p"/>
+                </m:rPr>
+                <m:t>(</m:t>
+              </m:r>
+              <m:r>
+                <m:t>x</m:t>
+              </m:r>
+              <m:r>
+                <m:rPr>
+                  <m:sty m:val="p"/>
+                </m:rPr>
+                <m:t>)</m:t>
+              </m:r>
             </m:oMath>
             <w:r>
               <w:t xml:space="preserve"> </w:t>
@@ -9024,28 +9290,36 @@
               <w:t xml:space="preserve"> </w:t>
             </w:r>
             <m:oMath>
-              <m:r>
-                <m:t>f</m:t>
-              </m:r>
-              <m:r>
-                <m:rPr>
-                  <m:sty m:val="p"/>
-                </m:rPr>
-                <m:t>′</m:t>
-              </m:r>
-              <m:d>
-                <m:dPr>
-                  <m:begChr m:val="("/>
-                  <m:sepChr m:val=""/>
-                  <m:endChr m:val=")"/>
-                  <m:grow/>
-                </m:dPr>
+              <m:sSup>
                 <m:e>
                   <m:r>
-                    <m:t>x</m:t>
+                    <m:t>f</m:t>
                   </m:r>
                 </m:e>
-              </m:d>
+                <m:sup>
+                  <m:r>
+                    <m:rPr>
+                      <m:sty m:val="p"/>
+                    </m:rPr>
+                    <m:t>′</m:t>
+                  </m:r>
+                </m:sup>
+              </m:sSup>
+              <m:r>
+                <m:rPr>
+                  <m:sty m:val="p"/>
+                </m:rPr>
+                <m:t>(</m:t>
+              </m:r>
+              <m:r>
+                <m:t>x</m:t>
+              </m:r>
+              <m:r>
+                <m:rPr>
+                  <m:sty m:val="p"/>
+                </m:rPr>
+                <m:t>)</m:t>
+              </m:r>
               <m:r>
                 <m:rPr>
                   <m:sty m:val="p"/>
@@ -9064,19 +9338,21 @@
                 </m:rPr>
                 <m:t>cos</m:t>
               </m:r>
-              <m:d>
-                <m:dPr>
-                  <m:begChr m:val="("/>
-                  <m:sepChr m:val=""/>
-                  <m:endChr m:val=")"/>
-                  <m:grow/>
-                </m:dPr>
-                <m:e>
-                  <m:r>
-                    <m:t>x</m:t>
-                  </m:r>
-                </m:e>
-              </m:d>
+              <m:r>
+                <m:rPr>
+                  <m:sty m:val="p"/>
+                </m:rPr>
+                <m:t>(</m:t>
+              </m:r>
+              <m:r>
+                <m:t>x</m:t>
+              </m:r>
+              <m:r>
+                <m:rPr>
+                  <m:sty m:val="p"/>
+                </m:rPr>
+                <m:t>)</m:t>
+              </m:r>
             </m:oMath>
             <w:r>
               <w:t xml:space="preserve">.</w:t>
@@ -9100,19 +9376,21 @@
         <m:r>
           <m:t>f</m:t>
         </m:r>
-        <m:d>
-          <m:dPr>
-            <m:begChr m:val="("/>
-            <m:sepChr m:val=""/>
-            <m:endChr m:val=")"/>
-            <m:grow/>
-          </m:dPr>
-          <m:e>
-            <m:r>
-              <m:t>x</m:t>
-            </m:r>
-          </m:e>
-        </m:d>
+        <m:r>
+          <m:rPr>
+            <m:sty m:val="p"/>
+          </m:rPr>
+          <m:t>(</m:t>
+        </m:r>
+        <m:r>
+          <m:t>x</m:t>
+        </m:r>
+        <m:r>
+          <m:rPr>
+            <m:sty m:val="p"/>
+          </m:rPr>
+          <m:t>)</m:t>
+        </m:r>
         <m:r>
           <m:rPr>
             <m:sty m:val="p"/>
@@ -9125,19 +9403,21 @@
           </m:rPr>
           <m:t>cos</m:t>
         </m:r>
-        <m:d>
-          <m:dPr>
-            <m:begChr m:val="("/>
-            <m:sepChr m:val=""/>
-            <m:endChr m:val=")"/>
-            <m:grow/>
-          </m:dPr>
-          <m:e>
-            <m:r>
-              <m:t>x</m:t>
-            </m:r>
-          </m:e>
-        </m:d>
+        <m:r>
+          <m:rPr>
+            <m:sty m:val="p"/>
+          </m:rPr>
+          <m:t>(</m:t>
+        </m:r>
+        <m:r>
+          <m:t>x</m:t>
+        </m:r>
+        <m:r>
+          <m:rPr>
+            <m:sty m:val="p"/>
+          </m:rPr>
+          <m:t>)</m:t>
+        </m:r>
       </m:oMath>
       <w:r>
         <w:t xml:space="preserve"> </w:t>
@@ -9155,28 +9435,36 @@
           <m:jc m:val="center"/>
         </m:oMathParaPr>
         <m:oMath>
+          <m:sSup>
+            <m:e>
+              <m:r>
+                <m:t>f</m:t>
+              </m:r>
+            </m:e>
+            <m:sup>
+              <m:r>
+                <m:rPr>
+                  <m:sty m:val="p"/>
+                </m:rPr>
+                <m:t>′</m:t>
+              </m:r>
+            </m:sup>
+          </m:sSup>
           <m:r>
-            <m:t>f</m:t>
+            <m:rPr>
+              <m:sty m:val="p"/>
+            </m:rPr>
+            <m:t>(</m:t>
+          </m:r>
+          <m:r>
+            <m:t>x</m:t>
           </m:r>
           <m:r>
             <m:rPr>
               <m:sty m:val="p"/>
             </m:rPr>
-            <m:t>′</m:t>
+            <m:t>)</m:t>
           </m:r>
-          <m:d>
-            <m:dPr>
-              <m:begChr m:val="("/>
-              <m:sepChr m:val=""/>
-              <m:endChr m:val=")"/>
-              <m:grow/>
-            </m:dPr>
-            <m:e>
-              <m:r>
-                <m:t>x</m:t>
-              </m:r>
-            </m:e>
-          </m:d>
           <m:r>
             <m:rPr>
               <m:sty m:val="p"/>
@@ -9215,28 +9503,30 @@
               <m:r>
                 <m:t>f</m:t>
               </m:r>
-              <m:d>
-                <m:dPr>
-                  <m:begChr m:val="("/>
-                  <m:sepChr m:val=""/>
-                  <m:endChr m:val=")"/>
-                  <m:grow/>
-                </m:dPr>
-                <m:e>
-                  <m:r>
-                    <m:t>x</m:t>
-                  </m:r>
-                  <m:r>
-                    <m:rPr>
-                      <m:sty m:val="p"/>
-                    </m:rPr>
-                    <m:t>+</m:t>
-                  </m:r>
-                  <m:r>
-                    <m:t>h</m:t>
-                  </m:r>
-                </m:e>
-              </m:d>
+              <m:r>
+                <m:rPr>
+                  <m:sty m:val="p"/>
+                </m:rPr>
+                <m:t>(</m:t>
+              </m:r>
+              <m:r>
+                <m:t>x</m:t>
+              </m:r>
+              <m:r>
+                <m:rPr>
+                  <m:sty m:val="p"/>
+                </m:rPr>
+                <m:t>+</m:t>
+              </m:r>
+              <m:r>
+                <m:t>h</m:t>
+              </m:r>
+              <m:r>
+                <m:rPr>
+                  <m:sty m:val="p"/>
+                </m:rPr>
+                <m:t>)</m:t>
+              </m:r>
               <m:r>
                 <m:rPr>
                   <m:sty m:val="p"/>
@@ -9246,19 +9536,21 @@
               <m:r>
                 <m:t>f</m:t>
               </m:r>
-              <m:d>
-                <m:dPr>
-                  <m:begChr m:val="("/>
-                  <m:sepChr m:val=""/>
-                  <m:endChr m:val=")"/>
-                  <m:grow/>
-                </m:dPr>
-                <m:e>
-                  <m:r>
-                    <m:t>x</m:t>
-                  </m:r>
-                </m:e>
-              </m:d>
+              <m:r>
+                <m:rPr>
+                  <m:sty m:val="p"/>
+                </m:rPr>
+                <m:t>(</m:t>
+              </m:r>
+              <m:r>
+                <m:t>x</m:t>
+              </m:r>
+              <m:r>
+                <m:rPr>
+                  <m:sty m:val="p"/>
+                </m:rPr>
+                <m:t>)</m:t>
+              </m:r>
             </m:num>
             <m:den>
               <m:r>
@@ -9307,28 +9599,30 @@
                 </m:rPr>
                 <m:t>cos</m:t>
               </m:r>
-              <m:d>
-                <m:dPr>
-                  <m:begChr m:val="("/>
-                  <m:sepChr m:val=""/>
-                  <m:endChr m:val=")"/>
-                  <m:grow/>
-                </m:dPr>
-                <m:e>
-                  <m:r>
-                    <m:t>x</m:t>
-                  </m:r>
-                  <m:r>
-                    <m:rPr>
-                      <m:sty m:val="p"/>
-                    </m:rPr>
-                    <m:t>+</m:t>
-                  </m:r>
-                  <m:r>
-                    <m:t>h</m:t>
-                  </m:r>
-                </m:e>
-              </m:d>
+              <m:r>
+                <m:rPr>
+                  <m:sty m:val="p"/>
+                </m:rPr>
+                <m:t>(</m:t>
+              </m:r>
+              <m:r>
+                <m:t>x</m:t>
+              </m:r>
+              <m:r>
+                <m:rPr>
+                  <m:sty m:val="p"/>
+                </m:rPr>
+                <m:t>+</m:t>
+              </m:r>
+              <m:r>
+                <m:t>h</m:t>
+              </m:r>
+              <m:r>
+                <m:rPr>
+                  <m:sty m:val="p"/>
+                </m:rPr>
+                <m:t>)</m:t>
+              </m:r>
               <m:r>
                 <m:rPr>
                   <m:sty m:val="p"/>
@@ -9341,19 +9635,21 @@
                 </m:rPr>
                 <m:t>cos</m:t>
               </m:r>
-              <m:d>
-                <m:dPr>
-                  <m:begChr m:val="("/>
-                  <m:sepChr m:val=""/>
-                  <m:endChr m:val=")"/>
-                  <m:grow/>
-                </m:dPr>
-                <m:e>
-                  <m:r>
-                    <m:t>x</m:t>
-                  </m:r>
-                </m:e>
-              </m:d>
+              <m:r>
+                <m:rPr>
+                  <m:sty m:val="p"/>
+                </m:rPr>
+                <m:t>(</m:t>
+              </m:r>
+              <m:r>
+                <m:t>x</m:t>
+              </m:r>
+              <m:r>
+                <m:rPr>
+                  <m:sty m:val="p"/>
+                </m:rPr>
+                <m:t>)</m:t>
+              </m:r>
             </m:num>
             <m:den>
               <m:r>
@@ -9401,28 +9697,30 @@
           </m:rPr>
           <m:t>cos</m:t>
         </m:r>
-        <m:d>
-          <m:dPr>
-            <m:begChr m:val="("/>
-            <m:sepChr m:val=""/>
-            <m:endChr m:val=")"/>
-            <m:grow/>
-          </m:dPr>
-          <m:e>
-            <m:r>
-              <m:t>x</m:t>
-            </m:r>
-            <m:r>
-              <m:rPr>
-                <m:sty m:val="p"/>
-              </m:rPr>
-              <m:t>+</m:t>
-            </m:r>
-            <m:r>
-              <m:t>h</m:t>
-            </m:r>
-          </m:e>
-        </m:d>
+        <m:r>
+          <m:rPr>
+            <m:sty m:val="p"/>
+          </m:rPr>
+          <m:t>(</m:t>
+        </m:r>
+        <m:r>
+          <m:t>x</m:t>
+        </m:r>
+        <m:r>
+          <m:rPr>
+            <m:sty m:val="p"/>
+          </m:rPr>
+          <m:t>+</m:t>
+        </m:r>
+        <m:r>
+          <m:t>h</m:t>
+        </m:r>
+        <m:r>
+          <m:rPr>
+            <m:sty m:val="p"/>
+          </m:rPr>
+          <m:t>)</m:t>
+        </m:r>
       </m:oMath>
       <w:r>
         <w:t xml:space="preserve"> </w:t>
@@ -9464,7 +9762,7 @@
       <w:r>
         <w:t xml:space="preserve"> </w:t>
       </w:r>
-      <w:hyperlink r:id="rId37">
+      <w:hyperlink r:id="rId26">
         <w:r>
           <w:rPr>
             <w:rStyle w:val="Hyperlink"/>
@@ -9520,28 +9818,30 @@
                 </m:rPr>
                 <m:t>cos</m:t>
               </m:r>
-              <m:d>
-                <m:dPr>
-                  <m:begChr m:val="("/>
-                  <m:sepChr m:val=""/>
-                  <m:endChr m:val=")"/>
-                  <m:grow/>
-                </m:dPr>
-                <m:e>
-                  <m:r>
-                    <m:t>x</m:t>
-                  </m:r>
-                  <m:r>
-                    <m:rPr>
-                      <m:sty m:val="p"/>
-                    </m:rPr>
-                    <m:t>+</m:t>
-                  </m:r>
-                  <m:r>
-                    <m:t>h</m:t>
-                  </m:r>
-                </m:e>
-              </m:d>
+              <m:r>
+                <m:rPr>
+                  <m:sty m:val="p"/>
+                </m:rPr>
+                <m:t>(</m:t>
+              </m:r>
+              <m:r>
+                <m:t>x</m:t>
+              </m:r>
+              <m:r>
+                <m:rPr>
+                  <m:sty m:val="p"/>
+                </m:rPr>
+                <m:t>+</m:t>
+              </m:r>
+              <m:r>
+                <m:t>h</m:t>
+              </m:r>
+              <m:r>
+                <m:rPr>
+                  <m:sty m:val="p"/>
+                </m:rPr>
+                <m:t>)</m:t>
+              </m:r>
               <m:r>
                 <m:rPr>
                   <m:sty m:val="p"/>
@@ -9554,19 +9854,21 @@
                 </m:rPr>
                 <m:t>cos</m:t>
               </m:r>
-              <m:d>
-                <m:dPr>
-                  <m:begChr m:val="("/>
-                  <m:sepChr m:val=""/>
-                  <m:endChr m:val=")"/>
-                  <m:grow/>
-                </m:dPr>
-                <m:e>
-                  <m:r>
-                    <m:t>x</m:t>
-                  </m:r>
-                </m:e>
-              </m:d>
+              <m:r>
+                <m:rPr>
+                  <m:sty m:val="p"/>
+                </m:rPr>
+                <m:t>(</m:t>
+              </m:r>
+              <m:r>
+                <m:t>x</m:t>
+              </m:r>
+              <m:r>
+                <m:rPr>
+                  <m:sty m:val="p"/>
+                </m:rPr>
+                <m:t>)</m:t>
+              </m:r>
             </m:num>
             <m:den>
               <m:r>
@@ -9615,38 +9917,42 @@
                 </m:rPr>
                 <m:t>cos</m:t>
               </m:r>
-              <m:d>
-                <m:dPr>
-                  <m:begChr m:val="("/>
-                  <m:sepChr m:val=""/>
-                  <m:endChr m:val=")"/>
-                  <m:grow/>
-                </m:dPr>
-                <m:e>
-                  <m:r>
-                    <m:t>x</m:t>
-                  </m:r>
-                </m:e>
-              </m:d>
+              <m:r>
+                <m:rPr>
+                  <m:sty m:val="p"/>
+                </m:rPr>
+                <m:t>(</m:t>
+              </m:r>
+              <m:r>
+                <m:t>x</m:t>
+              </m:r>
+              <m:r>
+                <m:rPr>
+                  <m:sty m:val="p"/>
+                </m:rPr>
+                <m:t>)</m:t>
+              </m:r>
               <m:r>
                 <m:rPr>
                   <m:sty m:val="p"/>
                 </m:rPr>
                 <m:t>cos</m:t>
               </m:r>
-              <m:d>
-                <m:dPr>
-                  <m:begChr m:val="("/>
-                  <m:sepChr m:val=""/>
-                  <m:endChr m:val=")"/>
-                  <m:grow/>
-                </m:dPr>
-                <m:e>
-                  <m:r>
-                    <m:t>h</m:t>
-                  </m:r>
-                </m:e>
-              </m:d>
+              <m:r>
+                <m:rPr>
+                  <m:sty m:val="p"/>
+                </m:rPr>
+                <m:t>(</m:t>
+              </m:r>
+              <m:r>
+                <m:t>h</m:t>
+              </m:r>
+              <m:r>
+                <m:rPr>
+                  <m:sty m:val="p"/>
+                </m:rPr>
+                <m:t>)</m:t>
+              </m:r>
               <m:r>
                 <m:rPr>
                   <m:sty m:val="p"/>
@@ -9659,38 +9965,42 @@
                 </m:rPr>
                 <m:t>sin</m:t>
               </m:r>
-              <m:d>
-                <m:dPr>
-                  <m:begChr m:val="("/>
-                  <m:sepChr m:val=""/>
-                  <m:endChr m:val=")"/>
-                  <m:grow/>
-                </m:dPr>
-                <m:e>
-                  <m:r>
-                    <m:t>x</m:t>
-                  </m:r>
-                </m:e>
-              </m:d>
+              <m:r>
+                <m:rPr>
+                  <m:sty m:val="p"/>
+                </m:rPr>
+                <m:t>(</m:t>
+              </m:r>
+              <m:r>
+                <m:t>x</m:t>
+              </m:r>
+              <m:r>
+                <m:rPr>
+                  <m:sty m:val="p"/>
+                </m:rPr>
+                <m:t>)</m:t>
+              </m:r>
               <m:r>
                 <m:rPr>
                   <m:sty m:val="p"/>
                 </m:rPr>
                 <m:t>sin</m:t>
               </m:r>
-              <m:d>
-                <m:dPr>
-                  <m:begChr m:val="("/>
-                  <m:sepChr m:val=""/>
-                  <m:endChr m:val=")"/>
-                  <m:grow/>
-                </m:dPr>
-                <m:e>
-                  <m:r>
-                    <m:t>h</m:t>
-                  </m:r>
-                </m:e>
-              </m:d>
+              <m:r>
+                <m:rPr>
+                  <m:sty m:val="p"/>
+                </m:rPr>
+                <m:t>(</m:t>
+              </m:r>
+              <m:r>
+                <m:t>h</m:t>
+              </m:r>
+              <m:r>
+                <m:rPr>
+                  <m:sty m:val="p"/>
+                </m:rPr>
+                <m:t>)</m:t>
+              </m:r>
               <m:r>
                 <m:rPr>
                   <m:sty m:val="p"/>
@@ -9703,19 +10013,21 @@
                 </m:rPr>
                 <m:t>cos</m:t>
               </m:r>
-              <m:d>
-                <m:dPr>
-                  <m:begChr m:val="("/>
-                  <m:sepChr m:val=""/>
-                  <m:endChr m:val=")"/>
-                  <m:grow/>
-                </m:dPr>
-                <m:e>
-                  <m:r>
-                    <m:t>x</m:t>
-                  </m:r>
-                </m:e>
-              </m:d>
+              <m:r>
+                <m:rPr>
+                  <m:sty m:val="p"/>
+                </m:rPr>
+                <m:t>(</m:t>
+              </m:r>
+              <m:r>
+                <m:t>x</m:t>
+              </m:r>
+              <m:r>
+                <m:rPr>
+                  <m:sty m:val="p"/>
+                </m:rPr>
+                <m:t>)</m:t>
+              </m:r>
             </m:num>
             <m:den>
               <m:r>
@@ -9743,19 +10055,21 @@
           </m:rPr>
           <m:t>cos</m:t>
         </m:r>
-        <m:d>
-          <m:dPr>
-            <m:begChr m:val="("/>
-            <m:sepChr m:val=""/>
-            <m:endChr m:val=")"/>
-            <m:grow/>
-          </m:dPr>
-          <m:e>
-            <m:r>
-              <m:t>x</m:t>
-            </m:r>
-          </m:e>
-        </m:d>
+        <m:r>
+          <m:rPr>
+            <m:sty m:val="p"/>
+          </m:rPr>
+          <m:t>(</m:t>
+        </m:r>
+        <m:r>
+          <m:t>x</m:t>
+        </m:r>
+        <m:r>
+          <m:rPr>
+            <m:sty m:val="p"/>
+          </m:rPr>
+          <m:t>)</m:t>
+        </m:r>
       </m:oMath>
       <w:r>
         <w:t xml:space="preserve"> </w:t>
@@ -9773,19 +10087,21 @@
           </m:rPr>
           <m:t>sin</m:t>
         </m:r>
-        <m:d>
-          <m:dPr>
-            <m:begChr m:val="("/>
-            <m:sepChr m:val=""/>
-            <m:endChr m:val=")"/>
-            <m:grow/>
-          </m:dPr>
-          <m:e>
-            <m:r>
-              <m:t>x</m:t>
-            </m:r>
-          </m:e>
-        </m:d>
+        <m:r>
+          <m:rPr>
+            <m:sty m:val="p"/>
+          </m:rPr>
+          <m:t>(</m:t>
+        </m:r>
+        <m:r>
+          <m:t>x</m:t>
+        </m:r>
+        <m:r>
+          <m:rPr>
+            <m:sty m:val="p"/>
+          </m:rPr>
+          <m:t>)</m:t>
+        </m:r>
       </m:oMath>
       <w:r>
         <w:t xml:space="preserve"> </w:t>
@@ -9838,38 +10154,42 @@
                 </m:rPr>
                 <m:t>cos</m:t>
               </m:r>
-              <m:d>
-                <m:dPr>
-                  <m:begChr m:val="("/>
-                  <m:sepChr m:val=""/>
-                  <m:endChr m:val=")"/>
-                  <m:grow/>
-                </m:dPr>
-                <m:e>
-                  <m:r>
-                    <m:t>x</m:t>
-                  </m:r>
-                </m:e>
-              </m:d>
+              <m:r>
+                <m:rPr>
+                  <m:sty m:val="p"/>
+                </m:rPr>
+                <m:t>(</m:t>
+              </m:r>
+              <m:r>
+                <m:t>x</m:t>
+              </m:r>
+              <m:r>
+                <m:rPr>
+                  <m:sty m:val="p"/>
+                </m:rPr>
+                <m:t>)</m:t>
+              </m:r>
               <m:r>
                 <m:rPr>
                   <m:sty m:val="p"/>
                 </m:rPr>
                 <m:t>cos</m:t>
               </m:r>
-              <m:d>
-                <m:dPr>
-                  <m:begChr m:val="("/>
-                  <m:sepChr m:val=""/>
-                  <m:endChr m:val=")"/>
-                  <m:grow/>
-                </m:dPr>
-                <m:e>
-                  <m:r>
-                    <m:t>h</m:t>
-                  </m:r>
-                </m:e>
-              </m:d>
+              <m:r>
+                <m:rPr>
+                  <m:sty m:val="p"/>
+                </m:rPr>
+                <m:t>(</m:t>
+              </m:r>
+              <m:r>
+                <m:t>h</m:t>
+              </m:r>
+              <m:r>
+                <m:rPr>
+                  <m:sty m:val="p"/>
+                </m:rPr>
+                <m:t>)</m:t>
+              </m:r>
               <m:r>
                 <m:rPr>
                   <m:sty m:val="p"/>
@@ -9882,38 +10202,42 @@
                 </m:rPr>
                 <m:t>sin</m:t>
               </m:r>
-              <m:d>
-                <m:dPr>
-                  <m:begChr m:val="("/>
-                  <m:sepChr m:val=""/>
-                  <m:endChr m:val=")"/>
-                  <m:grow/>
-                </m:dPr>
-                <m:e>
-                  <m:r>
-                    <m:t>x</m:t>
-                  </m:r>
-                </m:e>
-              </m:d>
+              <m:r>
+                <m:rPr>
+                  <m:sty m:val="p"/>
+                </m:rPr>
+                <m:t>(</m:t>
+              </m:r>
+              <m:r>
+                <m:t>x</m:t>
+              </m:r>
+              <m:r>
+                <m:rPr>
+                  <m:sty m:val="p"/>
+                </m:rPr>
+                <m:t>)</m:t>
+              </m:r>
               <m:r>
                 <m:rPr>
                   <m:sty m:val="p"/>
                 </m:rPr>
                 <m:t>sin</m:t>
               </m:r>
-              <m:d>
-                <m:dPr>
-                  <m:begChr m:val="("/>
-                  <m:sepChr m:val=""/>
-                  <m:endChr m:val=")"/>
-                  <m:grow/>
-                </m:dPr>
-                <m:e>
-                  <m:r>
-                    <m:t>h</m:t>
-                  </m:r>
-                </m:e>
-              </m:d>
+              <m:r>
+                <m:rPr>
+                  <m:sty m:val="p"/>
+                </m:rPr>
+                <m:t>(</m:t>
+              </m:r>
+              <m:r>
+                <m:t>h</m:t>
+              </m:r>
+              <m:r>
+                <m:rPr>
+                  <m:sty m:val="p"/>
+                </m:rPr>
+                <m:t>)</m:t>
+              </m:r>
               <m:r>
                 <m:rPr>
                   <m:sty m:val="p"/>
@@ -9926,19 +10250,21 @@
                 </m:rPr>
                 <m:t>cos</m:t>
               </m:r>
-              <m:d>
-                <m:dPr>
-                  <m:begChr m:val="("/>
-                  <m:sepChr m:val=""/>
-                  <m:endChr m:val=")"/>
-                  <m:grow/>
-                </m:dPr>
-                <m:e>
-                  <m:r>
-                    <m:t>x</m:t>
-                  </m:r>
-                </m:e>
-              </m:d>
+              <m:r>
+                <m:rPr>
+                  <m:sty m:val="p"/>
+                </m:rPr>
+                <m:t>(</m:t>
+              </m:r>
+              <m:r>
+                <m:t>x</m:t>
+              </m:r>
+              <m:r>
+                <m:rPr>
+                  <m:sty m:val="p"/>
+                </m:rPr>
+                <m:t>)</m:t>
+              </m:r>
             </m:num>
             <m:den>
               <m:r>
@@ -9990,19 +10316,21 @@
                 </m:rPr>
                 <m:t>cos</m:t>
               </m:r>
-              <m:d>
-                <m:dPr>
-                  <m:begChr m:val="("/>
-                  <m:sepChr m:val=""/>
-                  <m:endChr m:val=")"/>
-                  <m:grow/>
-                </m:dPr>
-                <m:e>
-                  <m:r>
-                    <m:t>x</m:t>
-                  </m:r>
-                </m:e>
-              </m:d>
+              <m:r>
+                <m:rPr>
+                  <m:sty m:val="p"/>
+                </m:rPr>
+                <m:t>(</m:t>
+              </m:r>
+              <m:r>
+                <m:t>x</m:t>
+              </m:r>
+              <m:r>
+                <m:rPr>
+                  <m:sty m:val="p"/>
+                </m:rPr>
+                <m:t>)</m:t>
+              </m:r>
               <m:d>
                 <m:dPr>
                   <m:begChr m:val="("/>
@@ -10022,19 +10350,21 @@
                         </m:rPr>
                         <m:t>cos</m:t>
                       </m:r>
-                      <m:d>
-                        <m:dPr>
-                          <m:begChr m:val="("/>
-                          <m:sepChr m:val=""/>
-                          <m:endChr m:val=")"/>
-                          <m:grow/>
-                        </m:dPr>
-                        <m:e>
-                          <m:r>
-                            <m:t>h</m:t>
-                          </m:r>
-                        </m:e>
-                      </m:d>
+                      <m:r>
+                        <m:rPr>
+                          <m:sty m:val="p"/>
+                        </m:rPr>
+                        <m:t>(</m:t>
+                      </m:r>
+                      <m:r>
+                        <m:t>h</m:t>
+                      </m:r>
+                      <m:r>
+                        <m:rPr>
+                          <m:sty m:val="p"/>
+                        </m:rPr>
+                        <m:t>)</m:t>
+                      </m:r>
                       <m:r>
                         <m:rPr>
                           <m:sty m:val="p"/>
@@ -10065,19 +10395,21 @@
                 </m:rPr>
                 <m:t>sin</m:t>
               </m:r>
-              <m:d>
-                <m:dPr>
-                  <m:begChr m:val="("/>
-                  <m:sepChr m:val=""/>
-                  <m:endChr m:val=")"/>
-                  <m:grow/>
-                </m:dPr>
-                <m:e>
-                  <m:r>
-                    <m:t>x</m:t>
-                  </m:r>
-                </m:e>
-              </m:d>
+              <m:r>
+                <m:rPr>
+                  <m:sty m:val="p"/>
+                </m:rPr>
+                <m:t>(</m:t>
+              </m:r>
+              <m:r>
+                <m:t>x</m:t>
+              </m:r>
+              <m:r>
+                <m:rPr>
+                  <m:sty m:val="p"/>
+                </m:rPr>
+                <m:t>)</m:t>
+              </m:r>
               <m:d>
                 <m:dPr>
                   <m:begChr m:val="("/>
@@ -10097,19 +10429,21 @@
                         </m:rPr>
                         <m:t>sin</m:t>
                       </m:r>
-                      <m:d>
-                        <m:dPr>
-                          <m:begChr m:val="("/>
-                          <m:sepChr m:val=""/>
-                          <m:endChr m:val=")"/>
-                          <m:grow/>
-                        </m:dPr>
-                        <m:e>
-                          <m:r>
-                            <m:t>h</m:t>
-                          </m:r>
-                        </m:e>
-                      </m:d>
+                      <m:r>
+                        <m:rPr>
+                          <m:sty m:val="p"/>
+                        </m:rPr>
+                        <m:t>(</m:t>
+                      </m:r>
+                      <m:r>
+                        <m:t>h</m:t>
+                      </m:r>
+                      <m:r>
+                        <m:rPr>
+                          <m:sty m:val="p"/>
+                        </m:rPr>
+                        <m:t>)</m:t>
+                      </m:r>
                     </m:num>
                     <m:den>
                       <m:r>
@@ -10141,19 +10475,21 @@
           </m:rPr>
           <m:t>sin</m:t>
         </m:r>
-        <m:d>
-          <m:dPr>
-            <m:begChr m:val="("/>
-            <m:sepChr m:val=""/>
-            <m:endChr m:val=")"/>
-            <m:grow/>
-          </m:dPr>
-          <m:e>
-            <m:r>
-              <m:t>x</m:t>
-            </m:r>
-          </m:e>
-        </m:d>
+        <m:r>
+          <m:rPr>
+            <m:sty m:val="p"/>
+          </m:rPr>
+          <m:t>(</m:t>
+        </m:r>
+        <m:r>
+          <m:t>x</m:t>
+        </m:r>
+        <m:r>
+          <m:rPr>
+            <m:sty m:val="p"/>
+          </m:rPr>
+          <m:t>)</m:t>
+        </m:r>
       </m:oMath>
       <w:r>
         <w:t xml:space="preserve"> </w:t>
@@ -10171,19 +10507,21 @@
           </m:rPr>
           <m:t>cos</m:t>
         </m:r>
-        <m:d>
-          <m:dPr>
-            <m:begChr m:val="("/>
-            <m:sepChr m:val=""/>
-            <m:endChr m:val=")"/>
-            <m:grow/>
-          </m:dPr>
-          <m:e>
-            <m:r>
-              <m:t>x</m:t>
-            </m:r>
-          </m:e>
-        </m:d>
+        <m:r>
+          <m:rPr>
+            <m:sty m:val="p"/>
+          </m:rPr>
+          <m:t>(</m:t>
+        </m:r>
+        <m:r>
+          <m:t>x</m:t>
+        </m:r>
+        <m:r>
+          <m:rPr>
+            <m:sty m:val="p"/>
+          </m:rPr>
+          <m:t>)</m:t>
+        </m:r>
       </m:oMath>
       <w:r>
         <w:t xml:space="preserve"> </w:t>
@@ -10250,19 +10588,21 @@
                 </m:rPr>
                 <m:t>cos</m:t>
               </m:r>
-              <m:d>
-                <m:dPr>
-                  <m:begChr m:val="("/>
-                  <m:sepChr m:val=""/>
-                  <m:endChr m:val=")"/>
-                  <m:grow/>
-                </m:dPr>
-                <m:e>
-                  <m:r>
-                    <m:t>x</m:t>
-                  </m:r>
-                </m:e>
-              </m:d>
+              <m:r>
+                <m:rPr>
+                  <m:sty m:val="p"/>
+                </m:rPr>
+                <m:t>(</m:t>
+              </m:r>
+              <m:r>
+                <m:t>x</m:t>
+              </m:r>
+              <m:r>
+                <m:rPr>
+                  <m:sty m:val="p"/>
+                </m:rPr>
+                <m:t>)</m:t>
+              </m:r>
               <m:d>
                 <m:dPr>
                   <m:begChr m:val="("/>
@@ -10282,19 +10622,21 @@
                         </m:rPr>
                         <m:t>cos</m:t>
                       </m:r>
-                      <m:d>
-                        <m:dPr>
-                          <m:begChr m:val="("/>
-                          <m:sepChr m:val=""/>
-                          <m:endChr m:val=")"/>
-                          <m:grow/>
-                        </m:dPr>
-                        <m:e>
-                          <m:r>
-                            <m:t>h</m:t>
-                          </m:r>
-                        </m:e>
-                      </m:d>
+                      <m:r>
+                        <m:rPr>
+                          <m:sty m:val="p"/>
+                        </m:rPr>
+                        <m:t>(</m:t>
+                      </m:r>
+                      <m:r>
+                        <m:t>h</m:t>
+                      </m:r>
+                      <m:r>
+                        <m:rPr>
+                          <m:sty m:val="p"/>
+                        </m:rPr>
+                        <m:t>)</m:t>
+                      </m:r>
                       <m:r>
                         <m:rPr>
                           <m:sty m:val="p"/>
@@ -10325,19 +10667,21 @@
                 </m:rPr>
                 <m:t>sin</m:t>
               </m:r>
-              <m:d>
-                <m:dPr>
-                  <m:begChr m:val="("/>
-                  <m:sepChr m:val=""/>
-                  <m:endChr m:val=")"/>
-                  <m:grow/>
-                </m:dPr>
-                <m:e>
-                  <m:r>
-                    <m:t>x</m:t>
-                  </m:r>
-                </m:e>
-              </m:d>
+              <m:r>
+                <m:rPr>
+                  <m:sty m:val="p"/>
+                </m:rPr>
+                <m:t>(</m:t>
+              </m:r>
+              <m:r>
+                <m:t>x</m:t>
+              </m:r>
+              <m:r>
+                <m:rPr>
+                  <m:sty m:val="p"/>
+                </m:rPr>
+                <m:t>)</m:t>
+              </m:r>
               <m:d>
                 <m:dPr>
                   <m:begChr m:val="("/>
@@ -10357,19 +10701,21 @@
                         </m:rPr>
                         <m:t>sin</m:t>
                       </m:r>
-                      <m:d>
-                        <m:dPr>
-                          <m:begChr m:val="("/>
-                          <m:sepChr m:val=""/>
-                          <m:endChr m:val=")"/>
-                          <m:grow/>
-                        </m:dPr>
-                        <m:e>
-                          <m:r>
-                            <m:t>h</m:t>
-                          </m:r>
-                        </m:e>
-                      </m:d>
+                      <m:r>
+                        <m:rPr>
+                          <m:sty m:val="p"/>
+                        </m:rPr>
+                        <m:t>(</m:t>
+                      </m:r>
+                      <m:r>
+                        <m:t>h</m:t>
+                      </m:r>
+                      <m:r>
+                        <m:rPr>
+                          <m:sty m:val="p"/>
+                        </m:rPr>
+                        <m:t>)</m:t>
+                      </m:r>
                     </m:num>
                     <m:den>
                       <m:r>
@@ -10393,32 +10739,36 @@
             </m:rPr>
             <m:t>cos</m:t>
           </m:r>
-          <m:d>
-            <m:dPr>
-              <m:begChr m:val="("/>
-              <m:sepChr m:val=""/>
-              <m:endChr m:val=")"/>
-              <m:grow/>
-            </m:dPr>
-            <m:e>
-              <m:r>
-                <m:t>x</m:t>
-              </m:r>
-            </m:e>
-          </m:d>
-          <m:d>
-            <m:dPr>
-              <m:begChr m:val="("/>
-              <m:sepChr m:val=""/>
-              <m:endChr m:val=")"/>
-              <m:grow/>
-            </m:dPr>
-            <m:e>
-              <m:r>
-                <m:t>0</m:t>
-              </m:r>
-            </m:e>
-          </m:d>
+          <m:r>
+            <m:rPr>
+              <m:sty m:val="p"/>
+            </m:rPr>
+            <m:t>(</m:t>
+          </m:r>
+          <m:r>
+            <m:t>x</m:t>
+          </m:r>
+          <m:r>
+            <m:rPr>
+              <m:sty m:val="p"/>
+            </m:rPr>
+            <m:t>)</m:t>
+          </m:r>
+          <m:r>
+            <m:rPr>
+              <m:sty m:val="p"/>
+            </m:rPr>
+            <m:t>(</m:t>
+          </m:r>
+          <m:r>
+            <m:t>0</m:t>
+          </m:r>
+          <m:r>
+            <m:rPr>
+              <m:sty m:val="p"/>
+            </m:rPr>
+            <m:t>)</m:t>
+          </m:r>
           <m:r>
             <m:rPr>
               <m:sty m:val="p"/>
@@ -10431,32 +10781,36 @@
             </m:rPr>
             <m:t>sin</m:t>
           </m:r>
-          <m:d>
-            <m:dPr>
-              <m:begChr m:val="("/>
-              <m:sepChr m:val=""/>
-              <m:endChr m:val=")"/>
-              <m:grow/>
-            </m:dPr>
-            <m:e>
-              <m:r>
-                <m:t>x</m:t>
-              </m:r>
-            </m:e>
-          </m:d>
-          <m:d>
-            <m:dPr>
-              <m:begChr m:val="("/>
-              <m:sepChr m:val=""/>
-              <m:endChr m:val=")"/>
-              <m:grow/>
-            </m:dPr>
-            <m:e>
-              <m:r>
-                <m:t>1</m:t>
-              </m:r>
-            </m:e>
-          </m:d>
+          <m:r>
+            <m:rPr>
+              <m:sty m:val="p"/>
+            </m:rPr>
+            <m:t>(</m:t>
+          </m:r>
+          <m:r>
+            <m:t>x</m:t>
+          </m:r>
+          <m:r>
+            <m:rPr>
+              <m:sty m:val="p"/>
+            </m:rPr>
+            <m:t>)</m:t>
+          </m:r>
+          <m:r>
+            <m:rPr>
+              <m:sty m:val="p"/>
+            </m:rPr>
+            <m:t>(</m:t>
+          </m:r>
+          <m:r>
+            <m:t>1</m:t>
+          </m:r>
+          <m:r>
+            <m:rPr>
+              <m:sty m:val="p"/>
+            </m:rPr>
+            <m:t>)</m:t>
+          </m:r>
           <m:r>
             <m:rPr>
               <m:sty m:val="p"/>
@@ -10475,19 +10829,21 @@
             </m:rPr>
             <m:t>sin</m:t>
           </m:r>
-          <m:d>
-            <m:dPr>
-              <m:begChr m:val="("/>
-              <m:sepChr m:val=""/>
-              <m:endChr m:val=")"/>
-              <m:grow/>
-            </m:dPr>
-            <m:e>
-              <m:r>
-                <m:t>x</m:t>
-              </m:r>
-            </m:e>
-          </m:d>
+          <m:r>
+            <m:rPr>
+              <m:sty m:val="p"/>
+            </m:rPr>
+            <m:t>(</m:t>
+          </m:r>
+          <m:r>
+            <m:t>x</m:t>
+          </m:r>
+          <m:r>
+            <m:rPr>
+              <m:sty m:val="p"/>
+            </m:rPr>
+            <m:t>)</m:t>
+          </m:r>
         </m:oMath>
       </m:oMathPara>
     </w:p>
@@ -10502,28 +10858,36 @@
         <w:t xml:space="preserve"> </w:t>
       </w:r>
       <m:oMath>
-        <m:r>
-          <m:t>f</m:t>
-        </m:r>
+        <m:sSup>
+          <m:e>
+            <m:r>
+              <m:t>f</m:t>
+            </m:r>
+          </m:e>
+          <m:sup>
+            <m:r>
+              <m:rPr>
+                <m:sty m:val="p"/>
+              </m:rPr>
+              <m:t>′</m:t>
+            </m:r>
+          </m:sup>
+        </m:sSup>
         <m:r>
           <m:rPr>
             <m:sty m:val="p"/>
           </m:rPr>
-          <m:t>′</m:t>
-        </m:r>
-        <m:d>
-          <m:dPr>
-            <m:begChr m:val="("/>
-            <m:sepChr m:val=""/>
-            <m:endChr m:val=")"/>
-            <m:grow/>
-          </m:dPr>
-          <m:e>
-            <m:r>
-              <m:t>x</m:t>
-            </m:r>
-          </m:e>
-        </m:d>
+          <m:t>(</m:t>
+        </m:r>
+        <m:r>
+          <m:t>x</m:t>
+        </m:r>
+        <m:r>
+          <m:rPr>
+            <m:sty m:val="p"/>
+          </m:rPr>
+          <m:t>)</m:t>
+        </m:r>
         <m:r>
           <m:rPr>
             <m:sty m:val="p"/>
@@ -10542,19 +10906,21 @@
           </m:rPr>
           <m:t>sin</m:t>
         </m:r>
-        <m:d>
-          <m:dPr>
-            <m:begChr m:val="("/>
-            <m:sepChr m:val=""/>
-            <m:endChr m:val=")"/>
-            <m:grow/>
-          </m:dPr>
-          <m:e>
-            <m:r>
-              <m:t>x</m:t>
-            </m:r>
-          </m:e>
-        </m:d>
+        <m:r>
+          <m:rPr>
+            <m:sty m:val="p"/>
+          </m:rPr>
+          <m:t>(</m:t>
+        </m:r>
+        <m:r>
+          <m:t>x</m:t>
+        </m:r>
+        <m:r>
+          <m:rPr>
+            <m:sty m:val="p"/>
+          </m:rPr>
+          <m:t>)</m:t>
+        </m:r>
       </m:oMath>
       <w:r>
         <w:t xml:space="preserve"> </w:t>
@@ -10572,27 +10938,29 @@
           </m:rPr>
           <m:t>cos</m:t>
         </m:r>
-        <m:d>
-          <m:dPr>
-            <m:begChr m:val="("/>
-            <m:sepChr m:val=""/>
-            <m:endChr m:val=")"/>
-            <m:grow/>
-          </m:dPr>
-          <m:e>
-            <m:r>
-              <m:t>x</m:t>
-            </m:r>
-          </m:e>
-        </m:d>
+        <m:r>
+          <m:rPr>
+            <m:sty m:val="p"/>
+          </m:rPr>
+          <m:t>(</m:t>
+        </m:r>
+        <m:r>
+          <m:t>x</m:t>
+        </m:r>
+        <m:r>
+          <m:rPr>
+            <m:sty m:val="p"/>
+          </m:rPr>
+          <m:t>)</m:t>
+        </m:r>
       </m:oMath>
       <w:r>
         <w:t xml:space="preserve">.</w:t>
       </w:r>
     </w:p>
-    <w:bookmarkEnd w:id="43"/>
-    <w:bookmarkEnd w:id="44"/>
-    <w:bookmarkStart w:id="48" w:name="further-reading"/>
+    <w:bookmarkEnd w:id="32"/>
+    <w:bookmarkEnd w:id="33"/>
+    <w:bookmarkStart w:id="37" w:name="further-reading"/>
     <w:p>
       <w:pPr>
         <w:pStyle w:val="Heading1"/>
@@ -10605,7 +10973,7 @@
       <w:pPr>
         <w:pStyle w:val="FirstParagraph"/>
       </w:pPr>
-      <w:hyperlink r:id="rId20">
+      <w:hyperlink r:id="rId9">
         <w:r>
           <w:rPr>
             <w:rStyle w:val="Hyperlink"/>
@@ -10618,7 +10986,7 @@
       <w:pPr>
         <w:pStyle w:val="BodyText"/>
       </w:pPr>
-      <w:hyperlink r:id="rId45">
+      <w:hyperlink r:id="rId34">
         <w:r>
           <w:rPr>
             <w:rStyle w:val="Hyperlink"/>
@@ -10627,7 +10995,7 @@
         </w:r>
       </w:hyperlink>
     </w:p>
-    <w:bookmarkStart w:id="47" w:name="version-history"/>
+    <w:bookmarkStart w:id="36" w:name="version-history"/>
     <w:p>
       <w:pPr>
         <w:pStyle w:val="Heading2"/>
@@ -10648,7 +11016,7 @@
       <w:pPr>
         <w:pStyle w:val="BodyText"/>
       </w:pPr>
-      <w:hyperlink r:id="rId46">
+      <w:hyperlink r:id="rId35">
         <w:r>
           <w:rPr>
             <w:rStyle w:val="Hyperlink"/>
@@ -10657,8 +11025,8 @@
         </w:r>
       </w:hyperlink>
     </w:p>
-    <w:bookmarkEnd w:id="47"/>
-    <w:bookmarkEnd w:id="48"/>
+    <w:bookmarkEnd w:id="36"/>
+    <w:bookmarkEnd w:id="37"/>
     <w:sectPr>
       <w:pgSz w:h="15840" w:w="12240"/>
       <w:pgMar w:bottom="1440" w:footer="720" w:gutter="0" w:header="720" w:left="1440" w:right="1440" w:top="1440"/>
